--- a/06-学生侧材料/讲义/2026-06-23-晶体结构深化.docx
+++ b/06-学生侧材料/讲义/2026-06-23-晶体结构深化.docx
@@ -2,7 +2,7 @@
 <file path=word/document.xml><?xml version="1.0" encoding="utf-8"?>
 <w:document xmlns:w="http://schemas.openxmlformats.org/wordprocessingml/2006/main" xmlns:m="http://schemas.openxmlformats.org/officeDocument/2006/math" xmlns:r="http://schemas.openxmlformats.org/officeDocument/2006/relationships" xmlns:o="urn:schemas-microsoft-com:office:office" xmlns:v="urn:schemas-microsoft-com:vml" xmlns:w10="urn:schemas-microsoft-com:office:word" xmlns:a="http://schemas.openxmlformats.org/drawingml/2006/main" xmlns:pic="http://schemas.openxmlformats.org/drawingml/2006/picture" xmlns:wp="http://schemas.openxmlformats.org/drawingml/2006/wordprocessingDrawing">
   <w:body>
-    <w:bookmarkStart w:id="58" w:name="晶体结构深化"/>
+    <w:bookmarkStart w:id="70" w:name="晶体结构深化"/>
     <w:p>
       <w:pPr>
         <w:pStyle w:val="Heading1"/>
@@ -64,6 +64,14 @@
         <w:t xml:space="preserve"> </w:t>
       </w:r>
       <m:oMath>
+        <m:oMathPr>
+          <m:ctrlPr>
+            <w:rPr>
+              <w:sz w:val="28"/>
+              <w:szCs w:val="28"/>
+            </w:rPr>
+          </m:ctrlPr>
+        </m:oMathPr>
         <m:r>
           <m:t>n</m:t>
         </m:r>
@@ -379,7 +387,7 @@
       </w:r>
     </w:p>
     <w:bookmarkEnd w:id="9"/>
-    <w:bookmarkStart w:id="13" w:name="一x-射线衍射基础"/>
+    <w:bookmarkStart w:id="16" w:name="一x-射线衍射基础"/>
     <w:p>
       <w:pPr>
         <w:pStyle w:val="Heading2"/>
@@ -400,7 +408,7 @@
         <w:t xml:space="preserve">射线衍射基础</w:t>
       </w:r>
     </w:p>
-    <w:bookmarkStart w:id="10" w:name="bragg-方程"/>
+    <w:bookmarkStart w:id="13" w:name="bragg-方程"/>
     <w:p>
       <w:pPr>
         <w:pStyle w:val="Heading3"/>
@@ -463,6 +471,12 @@
       <m:oMathPara>
         <m:oMathParaPr>
           <m:jc m:val="center"/>
+          <m:ctrlPr>
+            <w:rPr>
+              <w:sz w:val="28"/>
+              <w:szCs w:val="28"/>
+            </w:rPr>
+          </m:ctrlPr>
         </m:oMathParaPr>
         <m:oMath>
           <m:r>
@@ -654,8 +668,269 @@
         <w:t xml:space="preserve">射线若光程差恰好为整数倍波长，则相长干涉产生衍射峰。</w:t>
       </w:r>
     </w:p>
-    <w:bookmarkEnd w:id="10"/>
-    <w:bookmarkStart w:id="11" w:name="晶面间距公式"/>
+    <w:p>
+      <w:pPr>
+        <w:pStyle w:val="BodyText"/>
+        <w:jc w:val="center"/>
+      </w:pPr>
+      <w:r>
+        <w:rPr>
+          <w:b w:val="0"/>
+          <w:i w:val="0"/>
+          <w:sz w:val="21"/>
+        </w:rPr>
+        <w:drawing>
+          <wp:inline>
+            <wp:extent cx="5334000" cy="3793066"/>
+            <wp:effectExtent b="0" l="0" r="0" t="0"/>
+            <wp:docPr descr="晶面对 X 射线的反射示意图" title="" id="11" name="Picture"/>
+            <a:graphic>
+              <a:graphicData uri="http://schemas.openxmlformats.org/drawingml/2006/picture">
+                <pic:pic>
+                  <pic:nvPicPr>
+                    <pic:cNvPr descr="media/13-4-bragg-reflection.jpg" id="12" name="Picture"/>
+                    <pic:cNvPicPr>
+                      <a:picLocks noChangeArrowheads="1" noChangeAspect="1"/>
+                    </pic:cNvPicPr>
+                  </pic:nvPicPr>
+                  <pic:blipFill>
+                    <a:blip r:embed="rId10"/>
+                    <a:stretch>
+                      <a:fillRect/>
+                    </a:stretch>
+                  </pic:blipFill>
+                  <pic:spPr bwMode="auto">
+                    <a:xfrm>
+                      <a:off x="0" y="0"/>
+                      <a:ext cx="5334000" cy="3793066"/>
+                    </a:xfrm>
+                    <a:prstGeom prst="rect">
+                      <a:avLst/>
+                    </a:prstGeom>
+                    <a:noFill/>
+                    <a:ln w="9525">
+                      <a:noFill/>
+                      <a:headEnd/>
+                      <a:tailEnd/>
+                    </a:ln>
+                  </pic:spPr>
+                </pic:pic>
+              </a:graphicData>
+            </a:graphic>
+          </wp:inline>
+        </w:drawing>
+      </w:r>
+      <w:r>
+        <w:rPr>
+          <w:b w:val="0"/>
+          <w:i w:val="0"/>
+          <w:sz w:val="21"/>
+        </w:rPr>
+        <w:t xml:space="preserve"> </w:t>
+      </w:r>
+      <w:r>
+        <w:rPr>
+          <w:rFonts w:hint="eastAsia" w:eastAsia="FangSong" w:ascii="Times New Roman" w:hAnsi="Times New Roman"/>
+          <w:b w:val="0"/>
+          <w:i w:val="0"/>
+          <w:iCs/>
+          <w:sz w:val="21"/>
+        </w:rPr>
+        <w:t xml:space="preserve">图</w:t>
+      </w:r>
+      <w:r>
+        <w:rPr>
+          <w:b w:val="0"/>
+          <w:i w:val="0"/>
+          <w:iCs/>
+          <w:sz w:val="21"/>
+        </w:rPr>
+        <w:t xml:space="preserve"> </w:t>
+      </w:r>
+      <w:r>
+        <w:rPr>
+          <w:rFonts w:hint="eastAsia" w:eastAsia="FangSong" w:ascii="Times New Roman" w:hAnsi="Times New Roman"/>
+          <w:b w:val="0"/>
+          <w:i w:val="0"/>
+          <w:iCs/>
+          <w:sz w:val="21"/>
+        </w:rPr>
+        <w:t xml:space="preserve">晶面对</w:t>
+      </w:r>
+      <w:r>
+        <w:rPr>
+          <w:b w:val="0"/>
+          <w:i w:val="0"/>
+          <w:iCs/>
+          <w:sz w:val="21"/>
+        </w:rPr>
+        <w:t xml:space="preserve"> X </w:t>
+      </w:r>
+      <w:r>
+        <w:rPr>
+          <w:rFonts w:hint="eastAsia" w:eastAsia="FangSong" w:ascii="Times New Roman" w:hAnsi="Times New Roman"/>
+          <w:b w:val="0"/>
+          <w:i w:val="0"/>
+          <w:iCs/>
+          <w:sz w:val="21"/>
+        </w:rPr>
+        <w:t xml:space="preserve">射线的反射——平行入射的</w:t>
+      </w:r>
+      <w:r>
+        <w:rPr>
+          <w:b w:val="0"/>
+          <w:i w:val="0"/>
+          <w:iCs/>
+          <w:sz w:val="21"/>
+        </w:rPr>
+        <w:t xml:space="preserve"> X </w:t>
+      </w:r>
+      <w:r>
+        <w:rPr>
+          <w:rFonts w:hint="eastAsia" w:eastAsia="FangSong" w:ascii="Times New Roman" w:hAnsi="Times New Roman"/>
+          <w:b w:val="0"/>
+          <w:i w:val="0"/>
+          <w:iCs/>
+          <w:sz w:val="21"/>
+        </w:rPr>
+        <w:t xml:space="preserve">射线被相邻两层晶面（间距</w:t>
+      </w:r>
+      <w:r>
+        <w:rPr>
+          <w:b w:val="0"/>
+          <w:i w:val="0"/>
+          <w:iCs/>
+          <w:sz w:val="21"/>
+        </w:rPr>
+        <w:t xml:space="preserve"> </w:t>
+      </w:r>
+      <w:r>
+        <w:rPr>
+          <w:rFonts w:hint="eastAsia" w:eastAsia="FangSong" w:ascii="Times New Roman" w:hAnsi="Times New Roman"/>
+          <w:b w:val="0"/>
+          <w:i w:val="0"/>
+          <w:iCs/>
+          <w:sz w:val="21"/>
+        </w:rPr>
+        <w:t xml:space="preserve">d）反射，当光程差</w:t>
+      </w:r>
+      <w:r>
+        <w:rPr>
+          <w:b w:val="0"/>
+          <w:i w:val="0"/>
+          <w:iCs/>
+          <w:sz w:val="21"/>
+        </w:rPr>
+        <w:t xml:space="preserve"> 2d·sinθ </w:t>
+      </w:r>
+      <w:r>
+        <w:rPr>
+          <w:rFonts w:hint="eastAsia" w:eastAsia="FangSong" w:ascii="Times New Roman" w:hAnsi="Times New Roman"/>
+          <w:b w:val="0"/>
+          <w:i w:val="0"/>
+          <w:iCs/>
+          <w:sz w:val="21"/>
+        </w:rPr>
+        <w:t xml:space="preserve">为波长整数倍时发生相长干涉，产生衍射峰（Bragg</w:t>
+      </w:r>
+      <w:r>
+        <w:rPr>
+          <w:b w:val="0"/>
+          <w:i w:val="0"/>
+          <w:iCs/>
+          <w:sz w:val="21"/>
+        </w:rPr>
+        <w:t xml:space="preserve"> </w:t>
+      </w:r>
+      <w:r>
+        <w:rPr>
+          <w:rFonts w:hint="eastAsia" w:eastAsia="FangSong" w:ascii="Times New Roman" w:hAnsi="Times New Roman"/>
+          <w:b w:val="0"/>
+          <w:i w:val="0"/>
+          <w:iCs/>
+          <w:sz w:val="21"/>
+        </w:rPr>
+        <w:t xml:space="preserve">条件）。θ</w:t>
+      </w:r>
+      <w:r>
+        <w:rPr>
+          <w:b w:val="0"/>
+          <w:i w:val="0"/>
+          <w:iCs/>
+          <w:sz w:val="21"/>
+        </w:rPr>
+        <w:t xml:space="preserve"> </w:t>
+      </w:r>
+      <w:r>
+        <w:rPr>
+          <w:rFonts w:hint="eastAsia" w:eastAsia="FangSong" w:ascii="Times New Roman" w:hAnsi="Times New Roman"/>
+          <w:b w:val="0"/>
+          <w:i w:val="0"/>
+          <w:iCs/>
+          <w:sz w:val="21"/>
+        </w:rPr>
+        <w:t xml:space="preserve">为</w:t>
+      </w:r>
+      <w:r>
+        <w:rPr>
+          <w:b w:val="0"/>
+          <w:i w:val="0"/>
+          <w:iCs/>
+          <w:sz w:val="21"/>
+        </w:rPr>
+        <w:t xml:space="preserve"> Bragg </w:t>
+      </w:r>
+      <w:r>
+        <w:rPr>
+          <w:rFonts w:hint="eastAsia" w:eastAsia="FangSong" w:ascii="Times New Roman" w:hAnsi="Times New Roman"/>
+          <w:b w:val="0"/>
+          <w:i w:val="0"/>
+          <w:iCs/>
+          <w:sz w:val="21"/>
+        </w:rPr>
+        <w:t xml:space="preserve">角（入射线与晶面的夹角），实验中通常记录衍射角</w:t>
+      </w:r>
+      <w:r>
+        <w:rPr>
+          <w:b w:val="0"/>
+          <w:i w:val="0"/>
+          <w:iCs/>
+          <w:sz w:val="21"/>
+        </w:rPr>
+        <w:t xml:space="preserve"> </w:t>
+      </w:r>
+      <w:r>
+        <w:rPr>
+          <w:rFonts w:hint="eastAsia" w:eastAsia="FangSong" w:ascii="Times New Roman" w:hAnsi="Times New Roman"/>
+          <w:b w:val="0"/>
+          <w:i w:val="0"/>
+          <w:iCs/>
+          <w:sz w:val="21"/>
+        </w:rPr>
+        <w:t xml:space="preserve">2θ（普化原理第4版</w:t>
+      </w:r>
+      <w:r>
+        <w:rPr>
+          <w:b w:val="0"/>
+          <w:i w:val="0"/>
+          <w:iCs/>
+          <w:sz w:val="21"/>
+        </w:rPr>
+        <w:t xml:space="preserve"> </w:t>
+      </w:r>
+      <w:r>
+        <w:rPr>
+          <w:rFonts w:hint="eastAsia" w:eastAsia="FangSong" w:ascii="Times New Roman" w:hAnsi="Times New Roman"/>
+          <w:b w:val="0"/>
+          <w:i w:val="0"/>
+          <w:iCs/>
+          <w:sz w:val="21"/>
+        </w:rPr>
+        <w:t xml:space="preserve">图13.4）</w:t>
+      </w:r>
+    </w:p>
+    <w:bookmarkEnd w:id="13"/>
+    <w:bookmarkStart w:id="14" w:name="晶面间距公式"/>
     <w:p>
       <w:pPr>
         <w:pStyle w:val="Heading3"/>
@@ -688,6 +963,12 @@
       <m:oMathPara>
         <m:oMathParaPr>
           <m:jc m:val="center"/>
+          <m:ctrlPr>
+            <w:rPr>
+              <w:sz w:val="28"/>
+              <w:szCs w:val="28"/>
+            </w:rPr>
+          </m:ctrlPr>
         </m:oMathParaPr>
         <m:oMath>
           <m:sSub>
@@ -864,7 +1145,7 @@
           <w:p>
             <w:pPr>
               <w:pStyle w:val="Compact"/>
-              <w:jc w:val="left"/>
+              <w:jc w:val="center"/>
             </w:pPr>
             <m:oMath>
               <m:sSub>
@@ -924,7 +1205,7 @@
           <w:p>
             <w:pPr>
               <w:pStyle w:val="Compact"/>
-              <w:jc w:val="left"/>
+              <w:jc w:val="center"/>
             </w:pPr>
             <m:oMath>
               <m:r>
@@ -1029,7 +1310,7 @@
           <w:p>
             <w:pPr>
               <w:pStyle w:val="Compact"/>
-              <w:jc w:val="left"/>
+              <w:jc w:val="center"/>
             </w:pPr>
             <m:oMath>
               <m:r>
@@ -1190,7 +1471,7 @@
           <w:p>
             <w:pPr>
               <w:pStyle w:val="Compact"/>
-              <w:jc w:val="left"/>
+              <w:jc w:val="center"/>
             </w:pPr>
             <m:oMath>
               <m:r>
@@ -1358,8 +1639,8 @@
         </w:tc>
       </w:tr>
     </w:tbl>
-    <w:bookmarkEnd w:id="11"/>
-    <w:bookmarkStart w:id="12" w:name="系统消光概念"/>
+    <w:bookmarkEnd w:id="14"/>
+    <w:bookmarkStart w:id="15" w:name="系统消光概念"/>
     <w:p>
       <w:pPr>
         <w:pStyle w:val="Heading3"/>
@@ -1482,7 +1763,7 @@
           <w:p>
             <w:pPr>
               <w:pStyle w:val="Compact"/>
-              <w:jc w:val="left"/>
+              <w:jc w:val="center"/>
             </w:pPr>
             <w:r>
               <w:rPr>
@@ -1498,7 +1779,7 @@
           <w:p>
             <w:pPr>
               <w:pStyle w:val="Compact"/>
-              <w:jc w:val="left"/>
+              <w:jc w:val="center"/>
             </w:pPr>
             <w:r>
               <w:rPr>
@@ -1541,7 +1822,7 @@
           <w:p>
             <w:pPr>
               <w:pStyle w:val="Compact"/>
-              <w:jc w:val="left"/>
+              <w:jc w:val="center"/>
             </w:pPr>
             <w:r>
               <w:rPr>
@@ -1556,7 +1837,7 @@
           <w:p>
             <w:pPr>
               <w:pStyle w:val="Compact"/>
-              <w:jc w:val="left"/>
+              <w:jc w:val="center"/>
             </w:pPr>
             <w:r>
               <w:rPr>
@@ -1639,7 +1920,7 @@
           <w:p>
             <w:pPr>
               <w:pStyle w:val="Compact"/>
-              <w:jc w:val="left"/>
+              <w:jc w:val="center"/>
             </w:pPr>
             <m:oMath>
               <m:r>
@@ -1683,7 +1964,7 @@
           <w:p>
             <w:pPr>
               <w:pStyle w:val="Compact"/>
-              <w:jc w:val="left"/>
+              <w:jc w:val="center"/>
             </w:pPr>
             <m:oMath>
               <m:r>
@@ -1754,7 +2035,7 @@
           <w:p>
             <w:pPr>
               <w:pStyle w:val="Compact"/>
-              <w:jc w:val="left"/>
+              <w:jc w:val="center"/>
             </w:pPr>
             <m:oMath>
               <m:r>
@@ -1798,7 +2079,7 @@
           <w:p>
             <w:pPr>
               <w:pStyle w:val="Compact"/>
-              <w:jc w:val="left"/>
+              <w:jc w:val="center"/>
             </w:pPr>
             <m:oMath>
               <m:r>
@@ -1869,7 +2150,7 @@
           <w:p>
             <w:pPr>
               <w:pStyle w:val="Compact"/>
-              <w:jc w:val="left"/>
+              <w:jc w:val="center"/>
             </w:pPr>
             <m:oMath>
               <m:r>
@@ -1904,7 +2185,7 @@
           <w:p>
             <w:pPr>
               <w:pStyle w:val="Compact"/>
-              <w:jc w:val="left"/>
+              <w:jc w:val="center"/>
             </w:pPr>
             <m:oMath>
               <m:r>
@@ -2046,6 +2327,14 @@
         <w:t xml:space="preserve"> </w:t>
       </w:r>
       <m:oMath>
+        <m:oMathPr>
+          <m:ctrlPr>
+            <w:rPr>
+              <w:sz w:val="28"/>
+              <w:szCs w:val="28"/>
+            </w:rPr>
+          </m:ctrlPr>
+        </m:oMathPr>
         <m:r>
           <m:t>1</m:t>
         </m:r>
@@ -2129,6 +2418,14 @@
         <w:t xml:space="preserve">体心立方（I）：</w:t>
       </w:r>
       <m:oMath>
+        <m:oMathPr>
+          <m:ctrlPr>
+            <w:rPr>
+              <w:sz w:val="28"/>
+              <w:szCs w:val="28"/>
+            </w:rPr>
+          </m:ctrlPr>
+        </m:oMathPr>
         <m:r>
           <m:t>1</m:t>
         </m:r>
@@ -2209,6 +2506,14 @@
         <w:t xml:space="preserve"> </w:t>
       </w:r>
       <m:oMath>
+        <m:oMathPr>
+          <m:ctrlPr>
+            <w:rPr>
+              <w:sz w:val="28"/>
+              <w:szCs w:val="28"/>
+            </w:rPr>
+          </m:ctrlPr>
+        </m:oMathPr>
         <m:r>
           <m:t>2</m:t>
         </m:r>
@@ -2315,6 +2620,14 @@
         <w:t xml:space="preserve">面心立方（F）：</w:t>
       </w:r>
       <m:oMath>
+        <m:oMathPr>
+          <m:ctrlPr>
+            <w:rPr>
+              <w:sz w:val="28"/>
+              <w:szCs w:val="28"/>
+            </w:rPr>
+          </m:ctrlPr>
+        </m:oMathPr>
         <m:r>
           <m:t>3</m:t>
         </m:r>
@@ -2637,9 +2950,9 @@
         </w:pict>
       </w:r>
     </w:p>
-    <w:bookmarkEnd w:id="12"/>
-    <w:bookmarkEnd w:id="13"/>
-    <w:bookmarkStart w:id="18" w:name="二晶格能计算"/>
+    <w:bookmarkEnd w:id="15"/>
+    <w:bookmarkEnd w:id="16"/>
+    <w:bookmarkStart w:id="21" w:name="二晶格能计算"/>
     <w:p>
       <w:pPr>
         <w:pStyle w:val="Heading2"/>
@@ -2651,7 +2964,7 @@
         <w:t xml:space="preserve">二、晶格能计算</w:t>
       </w:r>
     </w:p>
-    <w:bookmarkStart w:id="14" w:name="born-landé-方程"/>
+    <w:bookmarkStart w:id="17" w:name="born-landé-方程"/>
     <w:p>
       <w:pPr>
         <w:pStyle w:val="Heading3"/>
@@ -2711,6 +3024,12 @@
       <m:oMathPara>
         <m:oMathParaPr>
           <m:jc m:val="center"/>
+          <m:ctrlPr>
+            <w:rPr>
+              <w:sz w:val="28"/>
+              <w:szCs w:val="28"/>
+            </w:rPr>
+          </m:ctrlPr>
         </m:oMathParaPr>
         <m:oMath>
           <m:r>
@@ -3677,8 +3996,8 @@
         <w:t xml:space="preserve">。</w:t>
       </w:r>
     </w:p>
-    <w:bookmarkEnd w:id="14"/>
-    <w:bookmarkStart w:id="15" w:name="born-mayer-方程"/>
+    <w:bookmarkEnd w:id="17"/>
+    <w:bookmarkStart w:id="18" w:name="born-mayer-方程"/>
     <w:p>
       <w:pPr>
         <w:pStyle w:val="Heading3"/>
@@ -3723,6 +4042,12 @@
       <m:oMathPara>
         <m:oMathParaPr>
           <m:jc m:val="center"/>
+          <m:ctrlPr>
+            <w:rPr>
+              <w:sz w:val="28"/>
+              <w:szCs w:val="28"/>
+            </w:rPr>
+          </m:ctrlPr>
         </m:oMathParaPr>
         <m:oMath>
           <m:r>
@@ -3890,6 +4215,14 @@
         <w:t xml:space="preserve"> </w:t>
       </w:r>
       <m:oMath>
+        <m:oMathPr>
+          <m:ctrlPr>
+            <w:rPr>
+              <w:sz w:val="28"/>
+              <w:szCs w:val="28"/>
+            </w:rPr>
+          </m:ctrlPr>
+        </m:oMathPr>
         <m:r>
           <m:t>ρ</m:t>
         </m:r>
@@ -3925,8 +4258,8 @@
         <w:t xml:space="preserve">（对大多数离子晶体适用），是反映排斥力程的经验参数。</w:t>
       </w:r>
     </w:p>
-    <w:bookmarkEnd w:id="15"/>
-    <w:bookmarkStart w:id="16" w:name="kapustinskii-近似"/>
+    <w:bookmarkEnd w:id="18"/>
+    <w:bookmarkStart w:id="19" w:name="kapustinskii-近似"/>
     <w:p>
       <w:pPr>
         <w:pStyle w:val="Heading3"/>
@@ -4015,6 +4348,12 @@
       <m:oMathPara>
         <m:oMathParaPr>
           <m:jc m:val="center"/>
+          <m:ctrlPr>
+            <w:rPr>
+              <w:sz w:val="28"/>
+              <w:szCs w:val="28"/>
+            </w:rPr>
+          </m:ctrlPr>
         </m:oMathParaPr>
         <m:oMath>
           <m:r>
@@ -4395,8 +4734,8 @@
         <w:t xml:space="preserve">以内。</w:t>
       </w:r>
     </w:p>
-    <w:bookmarkEnd w:id="16"/>
-    <w:bookmarkStart w:id="17" w:name="born-haber-循环应用"/>
+    <w:bookmarkEnd w:id="19"/>
+    <w:bookmarkStart w:id="20" w:name="born-haber-循环应用"/>
     <w:p>
       <w:pPr>
         <w:pStyle w:val="Heading3"/>
@@ -4484,6 +4823,12 @@
       <m:oMathPara>
         <m:oMathParaPr>
           <m:jc m:val="center"/>
+          <m:ctrlPr>
+            <w:rPr>
+              <w:sz w:val="28"/>
+              <w:szCs w:val="28"/>
+            </w:rPr>
+          </m:ctrlPr>
         </m:oMathParaPr>
         <m:oMath>
           <m:eqArr>
@@ -4754,7 +5099,7 @@
           <w:p>
             <w:pPr>
               <w:pStyle w:val="Compact"/>
-              <w:jc w:val="left"/>
+              <w:jc w:val="center"/>
             </w:pPr>
             <w:r>
               <w:rPr>
@@ -4770,7 +5115,7 @@
           <w:p>
             <w:pPr>
               <w:pStyle w:val="Compact"/>
-              <w:jc w:val="left"/>
+              <w:jc w:val="center"/>
             </w:pPr>
             <w:r>
               <w:rPr>
@@ -4786,7 +5131,7 @@
           <w:p>
             <w:pPr>
               <w:pStyle w:val="Compact"/>
-              <w:jc w:val="left"/>
+              <w:jc w:val="center"/>
             </w:pPr>
             <w:r>
               <w:rPr>
@@ -4804,7 +5149,7 @@
           <w:p>
             <w:pPr>
               <w:pStyle w:val="Compact"/>
-              <w:jc w:val="left"/>
+              <w:jc w:val="center"/>
             </w:pPr>
             <m:oMath>
               <m:r>
@@ -4833,7 +5178,7 @@
           <w:p>
             <w:pPr>
               <w:pStyle w:val="Compact"/>
-              <w:jc w:val="left"/>
+              <w:jc w:val="center"/>
             </w:pPr>
             <w:r>
               <w:rPr>
@@ -4848,7 +5193,7 @@
           <w:p>
             <w:pPr>
               <w:pStyle w:val="Compact"/>
-              <w:jc w:val="left"/>
+              <w:jc w:val="center"/>
             </w:pPr>
             <w:r>
               <w:rPr>
@@ -4871,7 +5216,7 @@
           <w:p>
             <w:pPr>
               <w:pStyle w:val="Compact"/>
-              <w:jc w:val="left"/>
+              <w:jc w:val="center"/>
             </w:pPr>
             <m:oMath>
               <m:r>
@@ -4904,7 +5249,7 @@
           <w:p>
             <w:pPr>
               <w:pStyle w:val="Compact"/>
-              <w:jc w:val="left"/>
+              <w:jc w:val="center"/>
             </w:pPr>
             <w:r>
               <w:rPr>
@@ -4919,7 +5264,7 @@
           <w:p>
             <w:pPr>
               <w:pStyle w:val="Compact"/>
-              <w:jc w:val="left"/>
+              <w:jc w:val="center"/>
             </w:pPr>
             <w:r>
               <w:rPr>
@@ -4942,7 +5287,7 @@
           <w:p>
             <w:pPr>
               <w:pStyle w:val="Compact"/>
-              <w:jc w:val="left"/>
+              <w:jc w:val="center"/>
             </w:pPr>
             <w:r>
               <w:rPr>
@@ -4957,7 +5302,7 @@
           <w:p>
             <w:pPr>
               <w:pStyle w:val="Compact"/>
-              <w:jc w:val="left"/>
+              <w:jc w:val="center"/>
             </w:pPr>
             <w:r>
               <w:rPr>
@@ -4972,7 +5317,7 @@
           <w:p>
             <w:pPr>
               <w:pStyle w:val="Compact"/>
-              <w:jc w:val="left"/>
+              <w:jc w:val="center"/>
             </w:pPr>
             <m:oMath>
               <m:r>
@@ -5170,6 +5515,14 @@
         <w:t xml:space="preserve"> </w:t>
       </w:r>
       <m:oMath>
+        <m:oMathPr>
+          <m:ctrlPr>
+            <w:rPr>
+              <w:sz w:val="28"/>
+              <w:szCs w:val="28"/>
+            </w:rPr>
+          </m:ctrlPr>
+        </m:oMathPr>
         <m:r>
           <m:rPr>
             <m:sty m:val="p"/>
@@ -5254,9 +5607,9 @@
         </w:pict>
       </w:r>
     </w:p>
-    <w:bookmarkEnd w:id="17"/>
-    <w:bookmarkEnd w:id="18"/>
-    <w:bookmarkStart w:id="27" w:name="三缺陷化学"/>
+    <w:bookmarkEnd w:id="20"/>
+    <w:bookmarkEnd w:id="21"/>
+    <w:bookmarkStart w:id="33" w:name="三缺陷化学"/>
     <w:p>
       <w:pPr>
         <w:pStyle w:val="Heading2"/>
@@ -5268,7 +5621,7 @@
         <w:t xml:space="preserve">三、缺陷化学</w:t>
       </w:r>
     </w:p>
-    <w:bookmarkStart w:id="21" w:name="本征缺陷"/>
+    <w:bookmarkStart w:id="27" w:name="本征缺陷"/>
     <w:p>
       <w:pPr>
         <w:pStyle w:val="Heading3"/>
@@ -5283,7 +5636,7 @@
         <w:t xml:space="preserve">本征缺陷</w:t>
       </w:r>
     </w:p>
-    <w:bookmarkStart w:id="19" w:name="schottky-缺陷"/>
+    <w:bookmarkStart w:id="22" w:name="schottky-缺陷"/>
     <w:p>
       <w:pPr>
         <w:pStyle w:val="Heading4"/>
@@ -5316,6 +5669,12 @@
       <m:oMathPara>
         <m:oMathParaPr>
           <m:jc m:val="center"/>
+          <m:ctrlPr>
+            <w:rPr>
+              <w:sz w:val="28"/>
+              <w:szCs w:val="28"/>
+            </w:rPr>
+          </m:ctrlPr>
         </m:oMathParaPr>
         <m:oMath>
           <m:r>
@@ -5528,8 +5887,8 @@
         <w:t xml:space="preserve">kJ/mol）</w:t>
       </w:r>
     </w:p>
-    <w:bookmarkEnd w:id="19"/>
-    <w:bookmarkStart w:id="20" w:name="frenkel-缺陷"/>
+    <w:bookmarkEnd w:id="22"/>
+    <w:bookmarkStart w:id="26" w:name="frenkel-缺陷"/>
     <w:p>
       <w:pPr>
         <w:pStyle w:val="Heading4"/>
@@ -5571,6 +5930,12 @@
       <m:oMathPara>
         <m:oMathParaPr>
           <m:jc m:val="center"/>
+          <m:ctrlPr>
+            <w:rPr>
+              <w:sz w:val="28"/>
+              <w:szCs w:val="28"/>
+            </w:rPr>
+          </m:ctrlPr>
         </m:oMathParaPr>
         <m:oMath>
           <m:r>
@@ -5796,6 +6161,248 @@
           <m:t>V</m:t>
         </m:r>
       </m:oMath>
+    </w:p>
+    <w:p>
+      <w:pPr>
+        <w:pStyle w:val="FirstParagraph"/>
+        <w:jc w:val="center"/>
+      </w:pPr>
+      <w:r>
+        <w:rPr>
+          <w:b w:val="0"/>
+          <w:i w:val="0"/>
+          <w:sz w:val="21"/>
+        </w:rPr>
+        <w:drawing>
+          <wp:inline>
+            <wp:extent cx="4305300" cy="4013200"/>
+            <wp:effectExtent b="0" l="0" r="0" t="0"/>
+            <wp:docPr descr="AgBr 晶体的缺陷示意图" title="" id="24" name="Picture"/>
+            <a:graphic>
+              <a:graphicData uri="http://schemas.openxmlformats.org/drawingml/2006/picture">
+                <pic:pic>
+                  <pic:nvPicPr>
+                    <pic:cNvPr descr="media/13-19-agbr-defects.jpg" id="25" name="Picture"/>
+                    <pic:cNvPicPr>
+                      <a:picLocks noChangeArrowheads="1" noChangeAspect="1"/>
+                    </pic:cNvPicPr>
+                  </pic:nvPicPr>
+                  <pic:blipFill>
+                    <a:blip r:embed="rId23"/>
+                    <a:stretch>
+                      <a:fillRect/>
+                    </a:stretch>
+                  </pic:blipFill>
+                  <pic:spPr bwMode="auto">
+                    <a:xfrm>
+                      <a:off x="0" y="0"/>
+                      <a:ext cx="4305300" cy="4013200"/>
+                    </a:xfrm>
+                    <a:prstGeom prst="rect">
+                      <a:avLst/>
+                    </a:prstGeom>
+                    <a:noFill/>
+                    <a:ln w="9525">
+                      <a:noFill/>
+                      <a:headEnd/>
+                      <a:tailEnd/>
+                    </a:ln>
+                  </pic:spPr>
+                </pic:pic>
+              </a:graphicData>
+            </a:graphic>
+          </wp:inline>
+        </w:drawing>
+      </w:r>
+      <w:r>
+        <w:rPr>
+          <w:b w:val="0"/>
+          <w:i w:val="0"/>
+          <w:sz w:val="21"/>
+        </w:rPr>
+        <w:t xml:space="preserve"> </w:t>
+      </w:r>
+      <w:r>
+        <w:rPr>
+          <w:rFonts w:hint="eastAsia" w:eastAsia="FangSong" w:ascii="Times New Roman" w:hAnsi="Times New Roman"/>
+          <w:b w:val="0"/>
+          <w:i w:val="0"/>
+          <w:iCs/>
+          <w:sz w:val="21"/>
+        </w:rPr>
+        <w:t xml:space="preserve">图</w:t>
+      </w:r>
+      <w:r>
+        <w:rPr>
+          <w:b w:val="0"/>
+          <w:i w:val="0"/>
+          <w:iCs/>
+          <w:sz w:val="21"/>
+        </w:rPr>
+        <w:t xml:space="preserve"> AgBr </w:t>
+      </w:r>
+      <w:r>
+        <w:rPr>
+          <w:rFonts w:hint="eastAsia" w:eastAsia="FangSong" w:ascii="Times New Roman" w:hAnsi="Times New Roman"/>
+          <w:b w:val="0"/>
+          <w:i w:val="0"/>
+          <w:iCs/>
+          <w:sz w:val="21"/>
+        </w:rPr>
+        <w:t xml:space="preserve">晶体的缺陷示意图——（a）正常</w:t>
+      </w:r>
+      <w:r>
+        <w:rPr>
+          <w:b w:val="0"/>
+          <w:i w:val="0"/>
+          <w:iCs/>
+          <w:sz w:val="21"/>
+        </w:rPr>
+        <w:t xml:space="preserve"> AgBr </w:t>
+      </w:r>
+      <w:r>
+        <w:rPr>
+          <w:rFonts w:hint="eastAsia" w:eastAsia="FangSong" w:ascii="Times New Roman" w:hAnsi="Times New Roman"/>
+          <w:b w:val="0"/>
+          <w:i w:val="0"/>
+          <w:iCs/>
+          <w:sz w:val="21"/>
+        </w:rPr>
+        <w:t xml:space="preserve">晶格；（b）Ag⁺</w:t>
+      </w:r>
+      <w:r>
+        <w:rPr>
+          <w:b w:val="0"/>
+          <w:i w:val="0"/>
+          <w:iCs/>
+          <w:sz w:val="21"/>
+        </w:rPr>
+        <w:t xml:space="preserve"> </w:t>
+      </w:r>
+      <w:r>
+        <w:rPr>
+          <w:rFonts w:hint="eastAsia" w:eastAsia="FangSong" w:ascii="Times New Roman" w:hAnsi="Times New Roman"/>
+          <w:b w:val="0"/>
+          <w:i w:val="0"/>
+          <w:iCs/>
+          <w:sz w:val="21"/>
+        </w:rPr>
+        <w:t xml:space="preserve">离开正常格点进入间隙位置，形成</w:t>
+      </w:r>
+      <w:r>
+        <w:rPr>
+          <w:b w:val="0"/>
+          <w:i w:val="0"/>
+          <w:iCs/>
+          <w:sz w:val="21"/>
+        </w:rPr>
+        <w:t xml:space="preserve"> Frenkel </w:t>
+      </w:r>
+      <w:r>
+        <w:rPr>
+          <w:rFonts w:hint="eastAsia" w:eastAsia="FangSong" w:ascii="Times New Roman" w:hAnsi="Times New Roman"/>
+          <w:b w:val="0"/>
+          <w:i w:val="0"/>
+          <w:iCs/>
+          <w:sz w:val="21"/>
+        </w:rPr>
+        <w:t xml:space="preserve">缺陷对（间隙</w:t>
+      </w:r>
+      <w:r>
+        <w:rPr>
+          <w:b w:val="0"/>
+          <w:i w:val="0"/>
+          <w:iCs/>
+          <w:sz w:val="21"/>
+        </w:rPr>
+        <w:t xml:space="preserve"> Ag⁺ + Ag⁺ </w:t>
+      </w:r>
+      <w:r>
+        <w:rPr>
+          <w:rFonts w:hint="eastAsia" w:eastAsia="FangSong" w:ascii="Times New Roman" w:hAnsi="Times New Roman"/>
+          <w:b w:val="0"/>
+          <w:i w:val="0"/>
+          <w:iCs/>
+          <w:sz w:val="21"/>
+        </w:rPr>
+        <w:t xml:space="preserve">空位）。AgBr</w:t>
+      </w:r>
+      <w:r>
+        <w:rPr>
+          <w:b w:val="0"/>
+          <w:i w:val="0"/>
+          <w:iCs/>
+          <w:sz w:val="21"/>
+        </w:rPr>
+        <w:t xml:space="preserve"> </w:t>
+      </w:r>
+      <w:r>
+        <w:rPr>
+          <w:rFonts w:hint="eastAsia" w:eastAsia="FangSong" w:ascii="Times New Roman" w:hAnsi="Times New Roman"/>
+          <w:b w:val="0"/>
+          <w:i w:val="0"/>
+          <w:iCs/>
+          <w:sz w:val="21"/>
+        </w:rPr>
+        <w:t xml:space="preserve">是典型的</w:t>
+      </w:r>
+      <w:r>
+        <w:rPr>
+          <w:b w:val="0"/>
+          <w:i w:val="0"/>
+          <w:iCs/>
+          <w:sz w:val="21"/>
+        </w:rPr>
+        <w:t xml:space="preserve"> Frenkel </w:t>
+      </w:r>
+      <w:r>
+        <w:rPr>
+          <w:rFonts w:hint="eastAsia" w:eastAsia="FangSong" w:ascii="Times New Roman" w:hAnsi="Times New Roman"/>
+          <w:b w:val="0"/>
+          <w:i w:val="0"/>
+          <w:iCs/>
+          <w:sz w:val="21"/>
+        </w:rPr>
+        <w:t xml:space="preserve">缺陷体系，Ag⁺</w:t>
+      </w:r>
+      <w:r>
+        <w:rPr>
+          <w:b w:val="0"/>
+          <w:i w:val="0"/>
+          <w:iCs/>
+          <w:sz w:val="21"/>
+        </w:rPr>
+        <w:t xml:space="preserve"> </w:t>
+      </w:r>
+      <w:r>
+        <w:rPr>
+          <w:rFonts w:hint="eastAsia" w:eastAsia="FangSong" w:ascii="Times New Roman" w:hAnsi="Times New Roman"/>
+          <w:b w:val="0"/>
+          <w:i w:val="0"/>
+          <w:iCs/>
+          <w:sz w:val="21"/>
+        </w:rPr>
+        <w:t xml:space="preserve">半径小、配位数低，容易进入间隙位置（普化原理第4版</w:t>
+      </w:r>
+      <w:r>
+        <w:rPr>
+          <w:b w:val="0"/>
+          <w:i w:val="0"/>
+          <w:iCs/>
+          <w:sz w:val="21"/>
+        </w:rPr>
+        <w:t xml:space="preserve"> </w:t>
+      </w:r>
+      <w:r>
+        <w:rPr>
+          <w:rFonts w:hint="eastAsia" w:eastAsia="FangSong" w:ascii="Times New Roman" w:hAnsi="Times New Roman"/>
+          <w:b w:val="0"/>
+          <w:i w:val="0"/>
+          <w:iCs/>
+          <w:sz w:val="21"/>
+        </w:rPr>
+        <w:t xml:space="preserve">图13.19）</w:t>
+      </w:r>
     </w:p>
     <w:tbl>
       <w:tblPr>
@@ -5817,7 +6424,7 @@
           <w:p>
             <w:pPr>
               <w:pStyle w:val="Compact"/>
-              <w:jc w:val="left"/>
+              <w:jc w:val="center"/>
             </w:pPr>
             <w:r>
               <w:rPr>
@@ -5833,7 +6440,7 @@
           <w:p>
             <w:pPr>
               <w:pStyle w:val="Compact"/>
-              <w:jc w:val="left"/>
+              <w:jc w:val="center"/>
             </w:pPr>
             <w:r>
               <w:rPr>
@@ -5856,7 +6463,7 @@
           <w:p>
             <w:pPr>
               <w:pStyle w:val="Compact"/>
-              <w:jc w:val="left"/>
+              <w:jc w:val="center"/>
             </w:pPr>
             <w:r>
               <w:rPr>
@@ -5881,7 +6488,7 @@
           <w:p>
             <w:pPr>
               <w:pStyle w:val="Compact"/>
-              <w:jc w:val="left"/>
+              <w:jc w:val="center"/>
             </w:pPr>
             <w:r>
               <w:rPr>
@@ -5896,7 +6503,7 @@
           <w:p>
             <w:pPr>
               <w:pStyle w:val="Compact"/>
-              <w:jc w:val="left"/>
+              <w:jc w:val="center"/>
             </w:pPr>
             <w:r>
               <w:rPr>
@@ -5923,7 +6530,7 @@
           <w:p>
             <w:pPr>
               <w:pStyle w:val="Compact"/>
-              <w:jc w:val="left"/>
+              <w:jc w:val="center"/>
             </w:pPr>
             <w:r>
               <w:rPr>
@@ -5952,7 +6559,7 @@
           <w:p>
             <w:pPr>
               <w:pStyle w:val="Compact"/>
-              <w:jc w:val="left"/>
+              <w:jc w:val="center"/>
             </w:pPr>
             <w:r>
               <w:rPr>
@@ -5967,7 +6574,7 @@
           <w:p>
             <w:pPr>
               <w:pStyle w:val="Compact"/>
-              <w:jc w:val="left"/>
+              <w:jc w:val="center"/>
             </w:pPr>
             <w:r>
               <w:rPr>
@@ -5984,7 +6591,7 @@
           <w:p>
             <w:pPr>
               <w:pStyle w:val="Compact"/>
-              <w:jc w:val="left"/>
+              <w:jc w:val="center"/>
             </w:pPr>
             <w:r>
               <w:rPr>
@@ -6003,7 +6610,7 @@
           <w:p>
             <w:pPr>
               <w:pStyle w:val="Compact"/>
-              <w:jc w:val="left"/>
+              <w:jc w:val="center"/>
             </w:pPr>
             <w:r>
               <w:rPr>
@@ -6018,7 +6625,7 @@
           <w:p>
             <w:pPr>
               <w:pStyle w:val="Compact"/>
-              <w:jc w:val="left"/>
+              <w:jc w:val="center"/>
             </w:pPr>
             <w:r>
               <w:rPr>
@@ -6033,7 +6640,7 @@
           <w:p>
             <w:pPr>
               <w:pStyle w:val="Compact"/>
-              <w:jc w:val="left"/>
+              <w:jc w:val="center"/>
             </w:pPr>
             <w:r>
               <w:rPr>
@@ -6050,7 +6657,7 @@
           <w:p>
             <w:pPr>
               <w:pStyle w:val="Compact"/>
-              <w:jc w:val="left"/>
+              <w:jc w:val="center"/>
             </w:pPr>
             <w:r>
               <w:rPr>
@@ -6065,7 +6672,7 @@
           <w:p>
             <w:pPr>
               <w:pStyle w:val="Compact"/>
-              <w:jc w:val="left"/>
+              <w:jc w:val="center"/>
             </w:pPr>
             <w:r>
               <w:rPr>
@@ -6080,7 +6687,7 @@
           <w:p>
             <w:pPr>
               <w:pStyle w:val="Compact"/>
-              <w:jc w:val="left"/>
+              <w:jc w:val="center"/>
             </w:pPr>
             <w:r>
               <w:rPr>
@@ -6092,9 +6699,9 @@
         </w:tc>
       </w:tr>
     </w:tbl>
-    <w:bookmarkEnd w:id="20"/>
-    <w:bookmarkEnd w:id="21"/>
-    <w:bookmarkStart w:id="22" w:name="色心f-心"/>
+    <w:bookmarkEnd w:id="26"/>
+    <w:bookmarkEnd w:id="27"/>
+    <w:bookmarkStart w:id="28" w:name="色心f-心"/>
     <w:p>
       <w:pPr>
         <w:pStyle w:val="Heading3"/>
@@ -6332,8 +6939,8 @@
         <w:t xml:space="preserve">色心</w:t>
       </w:r>
     </w:p>
-    <w:bookmarkEnd w:id="22"/>
-    <w:bookmarkStart w:id="26" w:name="非化学计量比化合物"/>
+    <w:bookmarkEnd w:id="28"/>
+    <w:bookmarkStart w:id="32" w:name="非化学计量比化合物"/>
     <w:p>
       <w:pPr>
         <w:pStyle w:val="Heading3"/>
@@ -6359,7 +6966,7 @@
         <w:t xml:space="preserve">实际晶体的组成可偏离理想化学计量比，通过缺陷和价态变化实现电荷平衡。</w:t>
       </w:r>
     </w:p>
-    <w:bookmarkStart w:id="23" w:name="mathrmfe_1-deltao"/>
+    <w:bookmarkStart w:id="29" w:name="mathrmfe_1-deltao"/>
     <w:p>
       <w:pPr>
         <w:pStyle w:val="Heading4"/>
@@ -6371,6 +6978,14 @@
         <w:t xml:space="preserve"> </w:t>
       </w:r>
       <m:oMath>
+        <m:oMathPr>
+          <m:ctrlPr>
+            <w:rPr>
+              <w:sz w:val="28"/>
+              <w:szCs w:val="28"/>
+            </w:rPr>
+          </m:ctrlPr>
+        </m:oMathPr>
         <m:r>
           <m:rPr>
             <m:sty m:val="p"/>
@@ -6452,6 +7067,14 @@
         <w:t xml:space="preserve"> </w:t>
       </w:r>
       <m:oMath>
+        <m:oMathPr>
+          <m:ctrlPr>
+            <w:rPr>
+              <w:sz w:val="28"/>
+              <w:szCs w:val="28"/>
+            </w:rPr>
+          </m:ctrlPr>
+        </m:oMathPr>
         <m:r>
           <m:rPr>
             <m:sty m:val="p"/>
@@ -6496,6 +7119,14 @@
         <w:t xml:space="preserve"> </w:t>
       </w:r>
       <m:oMath>
+        <m:oMathPr>
+          <m:ctrlPr>
+            <w:rPr>
+              <w:sz w:val="28"/>
+              <w:szCs w:val="28"/>
+            </w:rPr>
+          </m:ctrlPr>
+        </m:oMathPr>
         <m:r>
           <m:rPr>
             <m:sty m:val="p"/>
@@ -6646,6 +7277,14 @@
         <w:t xml:space="preserve">缺陷反应：</w:t>
       </w:r>
       <m:oMath>
+        <m:oMathPr>
+          <m:ctrlPr>
+            <w:rPr>
+              <w:sz w:val="28"/>
+              <w:szCs w:val="28"/>
+            </w:rPr>
+          </m:ctrlPr>
+        </m:oMathPr>
         <m:f>
           <m:fPr>
             <m:type m:val="bar"/>
@@ -6849,6 +7488,14 @@
         <w:t xml:space="preserve">实际组成：</w:t>
       </w:r>
       <m:oMath>
+        <m:oMathPr>
+          <m:ctrlPr>
+            <w:rPr>
+              <w:sz w:val="28"/>
+              <w:szCs w:val="28"/>
+            </w:rPr>
+          </m:ctrlPr>
+        </m:oMathPr>
         <m:r>
           <m:rPr>
             <m:sty m:val="p"/>
@@ -7037,8 +7684,8 @@
         <w:t xml:space="preserve">（空穴导电）</w:t>
       </w:r>
     </w:p>
-    <w:bookmarkEnd w:id="23"/>
-    <w:bookmarkStart w:id="24" w:name="mathrmnbo"/>
+    <w:bookmarkEnd w:id="29"/>
+    <w:bookmarkStart w:id="30" w:name="mathrmnbo"/>
     <w:p>
       <w:pPr>
         <w:pStyle w:val="Heading4"/>
@@ -7266,8 +7913,8 @@
         <w:t xml:space="preserve">绝缘体”的直觉</w:t>
       </w:r>
     </w:p>
-    <w:bookmarkEnd w:id="24"/>
-    <w:bookmarkStart w:id="25" w:name="缺陷类型与导电性"/>
+    <w:bookmarkEnd w:id="30"/>
+    <w:bookmarkStart w:id="31" w:name="缺陷类型与导电性"/>
     <w:p>
       <w:pPr>
         <w:pStyle w:val="Heading4"/>
@@ -7303,7 +7950,7 @@
           <w:p>
             <w:pPr>
               <w:pStyle w:val="Compact"/>
-              <w:jc w:val="left"/>
+              <w:jc w:val="center"/>
             </w:pPr>
             <w:r>
               <w:rPr>
@@ -7311,22 +7958,6 @@
                 <w:b/>
               </w:rPr>
               <w:t xml:space="preserve">缺陷类型</w:t>
-            </w:r>
-          </w:p>
-        </w:tc>
-        <w:tc>
-          <w:tcPr/>
-          <w:p>
-            <w:pPr>
-              <w:pStyle w:val="Compact"/>
-              <w:jc w:val="left"/>
-            </w:pPr>
-            <w:r>
-              <w:rPr>
-                <w:rFonts w:hint="eastAsia" w:ascii="Times New Roman" w:hAnsi="Times New Roman" w:eastAsia="SimHei"/>
-                <w:b/>
-              </w:rPr>
-              <w:t xml:space="preserve">示例</w:t>
             </w:r>
           </w:p>
         </w:tc>
@@ -7342,6 +7973,22 @@
                 <w:rFonts w:hint="eastAsia" w:ascii="Times New Roman" w:hAnsi="Times New Roman" w:eastAsia="SimHei"/>
                 <w:b/>
               </w:rPr>
+              <w:t xml:space="preserve">示例</w:t>
+            </w:r>
+          </w:p>
+        </w:tc>
+        <w:tc>
+          <w:tcPr/>
+          <w:p>
+            <w:pPr>
+              <w:pStyle w:val="Compact"/>
+              <w:jc w:val="center"/>
+            </w:pPr>
+            <w:r>
+              <w:rPr>
+                <w:rFonts w:hint="eastAsia" w:ascii="Times New Roman" w:hAnsi="Times New Roman" w:eastAsia="SimHei"/>
+                <w:b/>
+              </w:rPr>
               <w:t xml:space="preserve">导电类型</w:t>
             </w:r>
           </w:p>
@@ -7353,7 +8000,7 @@
           <w:p>
             <w:pPr>
               <w:pStyle w:val="Compact"/>
-              <w:jc w:val="left"/>
+              <w:jc w:val="center"/>
             </w:pPr>
             <w:r>
               <w:rPr>
@@ -7368,7 +8015,7 @@
           <w:p>
             <w:pPr>
               <w:pStyle w:val="Compact"/>
-              <w:jc w:val="left"/>
+              <w:jc w:val="center"/>
             </w:pPr>
             <m:oMath>
               <m:r>
@@ -7444,7 +8091,7 @@
           <w:p>
             <w:pPr>
               <w:pStyle w:val="Compact"/>
-              <w:jc w:val="left"/>
+              <w:jc w:val="center"/>
             </w:pPr>
             <w:r>
               <w:rPr>
@@ -7459,7 +8106,7 @@
           <w:p>
             <w:pPr>
               <w:pStyle w:val="Compact"/>
-              <w:jc w:val="left"/>
+              <w:jc w:val="center"/>
             </w:pPr>
             <m:oMath>
               <m:r>
@@ -7585,7 +8232,7 @@
           <w:p>
             <w:pPr>
               <w:pStyle w:val="Compact"/>
-              <w:jc w:val="left"/>
+              <w:jc w:val="center"/>
             </w:pPr>
             <w:r>
               <w:rPr>
@@ -7600,7 +8247,7 @@
           <w:p>
             <w:pPr>
               <w:pStyle w:val="Compact"/>
-              <w:jc w:val="left"/>
+              <w:jc w:val="center"/>
             </w:pPr>
             <m:oMath>
               <m:r>
@@ -7728,10 +8375,10 @@
         </w:pict>
       </w:r>
     </w:p>
-    <w:bookmarkEnd w:id="25"/>
-    <w:bookmarkEnd w:id="26"/>
-    <w:bookmarkEnd w:id="27"/>
-    <w:bookmarkStart w:id="36" w:name="四复杂结构类型"/>
+    <w:bookmarkEnd w:id="31"/>
+    <w:bookmarkEnd w:id="32"/>
+    <w:bookmarkEnd w:id="33"/>
+    <w:bookmarkStart w:id="48" w:name="四复杂结构类型"/>
     <w:p>
       <w:pPr>
         <w:pStyle w:val="Heading2"/>
@@ -7743,7 +8390,7 @@
         <w:t xml:space="preserve">四、复杂结构类型</w:t>
       </w:r>
     </w:p>
-    <w:bookmarkStart w:id="30" w:name="钙钛矿-mathrmcatio_3"/>
+    <w:bookmarkStart w:id="39" w:name="钙钛矿-mathrmcatio_3"/>
     <w:p>
       <w:pPr>
         <w:pStyle w:val="Heading3"/>
@@ -7761,6 +8408,14 @@
         <w:t xml:space="preserve"> </w:t>
       </w:r>
       <m:oMath>
+        <m:oMathPr>
+          <m:ctrlPr>
+            <w:rPr>
+              <w:sz w:val="28"/>
+              <w:szCs w:val="28"/>
+            </w:rPr>
+          </m:ctrlPr>
+        </m:oMathPr>
         <m:r>
           <m:rPr>
             <m:sty m:val="p"/>
@@ -7805,7 +8460,7 @@
         </m:sSub>
       </m:oMath>
     </w:p>
-    <w:bookmarkStart w:id="28" w:name="结构描述"/>
+    <w:bookmarkStart w:id="37" w:name="结构描述"/>
     <w:p>
       <w:pPr>
         <w:pStyle w:val="Heading4"/>
@@ -7931,6 +8586,14 @@
         <w:t xml:space="preserve">：位于顶点，</w:t>
       </w:r>
       <m:oMath>
+        <m:oMathPr>
+          <m:ctrlPr>
+            <w:rPr>
+              <w:sz w:val="28"/>
+              <w:szCs w:val="28"/>
+            </w:rPr>
+          </m:ctrlPr>
+        </m:oMathPr>
         <m:r>
           <m:t>8</m:t>
         </m:r>
@@ -8094,6 +8757,14 @@
         <w:t xml:space="preserve">（</w:t>
       </w:r>
       <m:oMath>
+        <m:oMathPr>
+          <m:ctrlPr>
+            <w:rPr>
+              <w:sz w:val="28"/>
+              <w:szCs w:val="28"/>
+            </w:rPr>
+          </m:ctrlPr>
+        </m:oMathPr>
         <m:r>
           <m:rPr>
             <m:sty m:val="p"/>
@@ -8211,6 +8882,14 @@
         <w:t xml:space="preserve">：位于棱心，</w:t>
       </w:r>
       <m:oMath>
+        <m:oMathPr>
+          <m:ctrlPr>
+            <w:rPr>
+              <w:sz w:val="28"/>
+              <w:szCs w:val="28"/>
+            </w:rPr>
+          </m:ctrlPr>
+        </m:oMathPr>
         <m:r>
           <m:t>12</m:t>
         </m:r>
@@ -8248,6 +8927,14 @@
         <w:pStyle w:val="FirstParagraph"/>
       </w:pPr>
       <m:oMath>
+        <m:oMathPr>
+          <m:ctrlPr>
+            <w:rPr>
+              <w:sz w:val="28"/>
+              <w:szCs w:val="28"/>
+            </w:rPr>
+          </m:ctrlPr>
+        </m:oMathPr>
         <m:r>
           <m:rPr>
             <m:sty m:val="p"/>
@@ -8342,8 +9029,221 @@
         <w:t xml:space="preserve">填充在八面体间的空隙中。</w:t>
       </w:r>
     </w:p>
-    <w:bookmarkEnd w:id="28"/>
-    <w:bookmarkStart w:id="29" w:name="goldschmidt-容忍因子"/>
+    <w:p>
+      <w:pPr>
+        <w:pStyle w:val="BodyText"/>
+        <w:jc w:val="center"/>
+      </w:pPr>
+      <w:r>
+        <w:rPr>
+          <w:b w:val="0"/>
+          <w:i w:val="0"/>
+          <w:sz w:val="21"/>
+        </w:rPr>
+        <w:drawing>
+          <wp:inline>
+            <wp:extent cx="2971800" cy="2895600"/>
+            <wp:effectExtent b="0" l="0" r="0" t="0"/>
+            <wp:docPr descr="八面体配位图——正离子嵌入八面体空隙的半径比条件" title="" id="35" name="Picture"/>
+            <a:graphic>
+              <a:graphicData uri="http://schemas.openxmlformats.org/drawingml/2006/picture">
+                <pic:pic>
+                  <pic:nvPicPr>
+                    <pic:cNvPr descr="media/13-12-octahedral-coordination.jpg" id="36" name="Picture"/>
+                    <pic:cNvPicPr>
+                      <a:picLocks noChangeArrowheads="1" noChangeAspect="1"/>
+                    </pic:cNvPicPr>
+                  </pic:nvPicPr>
+                  <pic:blipFill>
+                    <a:blip r:embed="rId34"/>
+                    <a:stretch>
+                      <a:fillRect/>
+                    </a:stretch>
+                  </pic:blipFill>
+                  <pic:spPr bwMode="auto">
+                    <a:xfrm>
+                      <a:off x="0" y="0"/>
+                      <a:ext cx="2971800" cy="2895600"/>
+                    </a:xfrm>
+                    <a:prstGeom prst="rect">
+                      <a:avLst/>
+                    </a:prstGeom>
+                    <a:noFill/>
+                    <a:ln w="9525">
+                      <a:noFill/>
+                      <a:headEnd/>
+                      <a:tailEnd/>
+                    </a:ln>
+                  </pic:spPr>
+                </pic:pic>
+              </a:graphicData>
+            </a:graphic>
+          </wp:inline>
+        </w:drawing>
+      </w:r>
+      <w:r>
+        <w:rPr>
+          <w:b w:val="0"/>
+          <w:i w:val="0"/>
+          <w:sz w:val="21"/>
+        </w:rPr>
+        <w:t xml:space="preserve"> </w:t>
+      </w:r>
+      <w:r>
+        <w:rPr>
+          <w:rFonts w:hint="eastAsia" w:eastAsia="FangSong" w:ascii="Times New Roman" w:hAnsi="Times New Roman"/>
+          <w:b w:val="0"/>
+          <w:i w:val="0"/>
+          <w:iCs/>
+          <w:sz w:val="21"/>
+        </w:rPr>
+        <w:t xml:space="preserve">图</w:t>
+      </w:r>
+      <w:r>
+        <w:rPr>
+          <w:b w:val="0"/>
+          <w:i w:val="0"/>
+          <w:iCs/>
+          <w:sz w:val="21"/>
+        </w:rPr>
+        <w:t xml:space="preserve"> </w:t>
+      </w:r>
+      <w:r>
+        <w:rPr>
+          <w:rFonts w:hint="eastAsia" w:eastAsia="FangSong" w:ascii="Times New Roman" w:hAnsi="Times New Roman"/>
+          <w:b w:val="0"/>
+          <w:i w:val="0"/>
+          <w:iCs/>
+          <w:sz w:val="21"/>
+        </w:rPr>
+        <w:t xml:space="preserve">八面体配位图——在</w:t>
+      </w:r>
+      <w:r>
+        <w:rPr>
+          <w:b w:val="0"/>
+          <w:i w:val="0"/>
+          <w:iCs/>
+          <w:sz w:val="21"/>
+        </w:rPr>
+        <w:t xml:space="preserve"> NaCl </w:t>
+      </w:r>
+      <w:r>
+        <w:rPr>
+          <w:rFonts w:hint="eastAsia" w:eastAsia="FangSong" w:ascii="Times New Roman" w:hAnsi="Times New Roman"/>
+          <w:b w:val="0"/>
+          <w:i w:val="0"/>
+          <w:iCs/>
+          <w:sz w:val="21"/>
+        </w:rPr>
+        <w:t xml:space="preserve">型或钙钛矿型结构中，正离子位于负离子构成的八面体空隙中。当正负离子恰好相互接触时，半径比</w:t>
+      </w:r>
+      <w:r>
+        <w:rPr>
+          <w:b w:val="0"/>
+          <w:i w:val="0"/>
+          <w:iCs/>
+          <w:sz w:val="21"/>
+        </w:rPr>
+        <w:t xml:space="preserve"> </w:t>
+      </w:r>
+      <m:oMath>
+        <m:sSub>
+          <m:e>
+            <m:r>
+              <m:t>r</m:t>
+            </m:r>
+          </m:e>
+          <m:sub>
+            <m:r>
+              <m:rPr>
+                <m:sty m:val="p"/>
+              </m:rPr>
+              <m:t>+</m:t>
+            </m:r>
+          </m:sub>
+        </m:sSub>
+        <m:r>
+          <m:rPr>
+            <m:sty m:val="p"/>
+          </m:rPr>
+          <m:t>/</m:t>
+        </m:r>
+        <m:sSub>
+          <m:e>
+            <m:r>
+              <m:t>r</m:t>
+            </m:r>
+          </m:e>
+          <m:sub>
+            <m:r>
+              <m:rPr>
+                <m:sty m:val="p"/>
+              </m:rPr>
+              <m:t>−</m:t>
+            </m:r>
+          </m:sub>
+        </m:sSub>
+      </m:oMath>
+      <w:r>
+        <w:rPr>
+          <w:b w:val="0"/>
+          <w:i w:val="0"/>
+          <w:iCs/>
+          <w:sz w:val="21"/>
+        </w:rPr>
+        <w:t xml:space="preserve"> </w:t>
+      </w:r>
+      <w:r>
+        <w:rPr>
+          <w:rFonts w:hint="eastAsia" w:eastAsia="FangSong" w:ascii="Times New Roman" w:hAnsi="Times New Roman"/>
+          <w:b w:val="0"/>
+          <w:i w:val="0"/>
+          <w:iCs/>
+          <w:sz w:val="21"/>
+        </w:rPr>
+        <w:t xml:space="preserve">的最小值为</w:t>
+      </w:r>
+      <w:r>
+        <w:rPr>
+          <w:b w:val="0"/>
+          <w:i w:val="0"/>
+          <w:iCs/>
+          <w:sz w:val="21"/>
+        </w:rPr>
+        <w:t xml:space="preserve"> </w:t>
+      </w:r>
+      <w:r>
+        <w:rPr>
+          <w:rFonts w:hint="eastAsia" w:eastAsia="FangSong" w:ascii="Times New Roman" w:hAnsi="Times New Roman"/>
+          <w:b w:val="0"/>
+          <w:i w:val="0"/>
+          <w:iCs/>
+          <w:sz w:val="21"/>
+        </w:rPr>
+        <w:t xml:space="preserve">0.414，低于此值则结构不稳定（普化原理第4版</w:t>
+      </w:r>
+      <w:r>
+        <w:rPr>
+          <w:b w:val="0"/>
+          <w:i w:val="0"/>
+          <w:iCs/>
+          <w:sz w:val="21"/>
+        </w:rPr>
+        <w:t xml:space="preserve"> </w:t>
+      </w:r>
+      <w:r>
+        <w:rPr>
+          <w:rFonts w:hint="eastAsia" w:eastAsia="FangSong" w:ascii="Times New Roman" w:hAnsi="Times New Roman"/>
+          <w:b w:val="0"/>
+          <w:i w:val="0"/>
+          <w:iCs/>
+          <w:sz w:val="21"/>
+        </w:rPr>
+        <w:t xml:space="preserve">图13.12）</w:t>
+      </w:r>
+    </w:p>
+    <w:bookmarkEnd w:id="37"/>
+    <w:bookmarkStart w:id="38" w:name="goldschmidt-容忍因子"/>
     <w:p>
       <w:pPr>
         <w:pStyle w:val="Heading4"/>
@@ -8365,6 +9265,12 @@
       <m:oMathPara>
         <m:oMathParaPr>
           <m:jc m:val="center"/>
+          <m:ctrlPr>
+            <w:rPr>
+              <w:sz w:val="28"/>
+              <w:szCs w:val="28"/>
+            </w:rPr>
+          </m:ctrlPr>
         </m:oMathParaPr>
         <m:oMath>
           <m:r>
@@ -8519,7 +9425,7 @@
           <w:p>
             <w:pPr>
               <w:pStyle w:val="Compact"/>
-              <w:jc w:val="left"/>
+              <w:jc w:val="center"/>
             </w:pPr>
             <w:r>
               <w:rPr>
@@ -8535,7 +9441,7 @@
           <w:p>
             <w:pPr>
               <w:pStyle w:val="Compact"/>
-              <w:jc w:val="left"/>
+              <w:jc w:val="center"/>
             </w:pPr>
             <w:r>
               <w:rPr>
@@ -8576,7 +9482,7 @@
           <w:p>
             <w:pPr>
               <w:pStyle w:val="Compact"/>
-              <w:jc w:val="left"/>
+              <w:jc w:val="center"/>
             </w:pPr>
             <w:r>
               <w:rPr>
@@ -8603,7 +9509,7 @@
           <w:p>
             <w:pPr>
               <w:pStyle w:val="Compact"/>
-              <w:jc w:val="left"/>
+              <w:jc w:val="center"/>
             </w:pPr>
             <w:r>
               <w:rPr>
@@ -8652,7 +9558,7 @@
           <w:p>
             <w:pPr>
               <w:pStyle w:val="Compact"/>
-              <w:jc w:val="left"/>
+              <w:jc w:val="center"/>
             </w:pPr>
             <w:r>
               <w:rPr>
@@ -8667,7 +9573,7 @@
           <w:p>
             <w:pPr>
               <w:pStyle w:val="Compact"/>
-              <w:jc w:val="left"/>
+              <w:jc w:val="center"/>
             </w:pPr>
             <m:oMath>
               <m:r>
@@ -8731,7 +9637,7 @@
           <w:p>
             <w:pPr>
               <w:pStyle w:val="Compact"/>
-              <w:jc w:val="left"/>
+              <w:jc w:val="center"/>
             </w:pPr>
             <w:r>
               <w:rPr>
@@ -8746,7 +9652,7 @@
           <w:p>
             <w:pPr>
               <w:pStyle w:val="Compact"/>
-              <w:jc w:val="left"/>
+              <w:jc w:val="center"/>
             </w:pPr>
             <w:r>
               <w:rPr>
@@ -8786,7 +9692,7 @@
           <w:p>
             <w:pPr>
               <w:pStyle w:val="Compact"/>
-              <w:jc w:val="left"/>
+              <w:jc w:val="center"/>
             </w:pPr>
             <w:r>
               <w:rPr>
@@ -8801,7 +9707,7 @@
           <w:p>
             <w:pPr>
               <w:pStyle w:val="Compact"/>
-              <w:jc w:val="left"/>
+              <w:jc w:val="center"/>
             </w:pPr>
             <w:r>
               <w:rPr>
@@ -8928,6 +9834,14 @@
         <w:t xml:space="preserve">在离子接触极限下：</w:t>
       </w:r>
       <m:oMath>
+        <m:oMathPr>
+          <m:ctrlPr>
+            <w:rPr>
+              <w:sz w:val="28"/>
+              <w:szCs w:val="28"/>
+            </w:rPr>
+          </m:ctrlPr>
+        </m:oMathPr>
         <m:sSub>
           <m:e>
             <m:r>
@@ -8992,6 +9906,14 @@
         <w:t xml:space="preserve">，</w:t>
       </w:r>
       <m:oMath>
+        <m:oMathPr>
+          <m:ctrlPr>
+            <w:rPr>
+              <w:sz w:val="28"/>
+              <w:szCs w:val="28"/>
+            </w:rPr>
+          </m:ctrlPr>
+        </m:oMathPr>
         <m:sSub>
           <m:e>
             <m:r>
@@ -9054,6 +9976,14 @@
         <w:t xml:space="preserve">两式相除得：</w:t>
       </w:r>
       <m:oMath>
+        <m:oMathPr>
+          <m:ctrlPr>
+            <w:rPr>
+              <w:sz w:val="28"/>
+              <w:szCs w:val="28"/>
+            </w:rPr>
+          </m:ctrlPr>
+        </m:oMathPr>
         <m:r>
           <m:t>t</m:t>
         </m:r>
@@ -9250,6 +10180,14 @@
         <w:t xml:space="preserve"> </w:t>
       </w:r>
       <m:oMath>
+        <m:oMathPr>
+          <m:ctrlPr>
+            <w:rPr>
+              <w:sz w:val="28"/>
+              <w:szCs w:val="28"/>
+            </w:rPr>
+          </m:ctrlPr>
+        </m:oMathPr>
         <m:r>
           <m:t>μ</m:t>
         </m:r>
@@ -9303,6 +10241,14 @@
         <w:t xml:space="preserve"> </w:t>
       </w:r>
       <m:oMath>
+        <m:oMathPr>
+          <m:ctrlPr>
+            <w:rPr>
+              <w:sz w:val="28"/>
+              <w:szCs w:val="28"/>
+            </w:rPr>
+          </m:ctrlPr>
+        </m:oMathPr>
         <m:r>
           <m:t>0.44</m:t>
         </m:r>
@@ -9329,9 +10275,9 @@
         <w:t xml:space="preserve">。</w:t>
       </w:r>
     </w:p>
-    <w:bookmarkEnd w:id="29"/>
-    <w:bookmarkEnd w:id="30"/>
-    <w:bookmarkStart w:id="34" w:name="尖晶石-mathrmab_2o_4"/>
+    <w:bookmarkEnd w:id="38"/>
+    <w:bookmarkEnd w:id="39"/>
+    <w:bookmarkStart w:id="46" w:name="尖晶石-mathrmab_2o_4"/>
     <w:p>
       <w:pPr>
         <w:pStyle w:val="Heading3"/>
@@ -9393,7 +10339,7 @@
         </m:sSub>
       </m:oMath>
     </w:p>
-    <w:bookmarkStart w:id="31" w:name="结构骨架"/>
+    <w:bookmarkStart w:id="43" w:name="结构骨架"/>
     <w:p>
       <w:pPr>
         <w:pStyle w:val="Heading4"/>
@@ -9478,6 +10424,234 @@
           <w:rFonts w:hint="eastAsia" w:eastAsia="SimSun" w:ascii="Times New Roman" w:hAnsi="Times New Roman"/>
         </w:rPr>
         <w:t xml:space="preserve">选择性地填充空隙：</w:t>
+      </w:r>
+    </w:p>
+    <w:p>
+      <w:pPr>
+        <w:pStyle w:val="BodyText"/>
+        <w:jc w:val="center"/>
+      </w:pPr>
+      <w:r>
+        <w:rPr>
+          <w:b w:val="0"/>
+          <w:i w:val="0"/>
+          <w:sz w:val="21"/>
+        </w:rPr>
+        <w:drawing>
+          <wp:inline>
+            <wp:extent cx="3670300" cy="3314700"/>
+            <wp:effectExtent b="0" l="0" r="0" t="0"/>
+            <wp:docPr descr="金属铜的面心立方晶胞——ccp 堆积的晶胞模型" title="" id="41" name="Picture"/>
+            <a:graphic>
+              <a:graphicData uri="http://schemas.openxmlformats.org/drawingml/2006/picture">
+                <pic:pic>
+                  <pic:nvPicPr>
+                    <pic:cNvPr descr="media/13-10-fcc-unit-cell-copper.jpg" id="42" name="Picture"/>
+                    <pic:cNvPicPr>
+                      <a:picLocks noChangeArrowheads="1" noChangeAspect="1"/>
+                    </pic:cNvPicPr>
+                  </pic:nvPicPr>
+                  <pic:blipFill>
+                    <a:blip r:embed="rId40"/>
+                    <a:stretch>
+                      <a:fillRect/>
+                    </a:stretch>
+                  </pic:blipFill>
+                  <pic:spPr bwMode="auto">
+                    <a:xfrm>
+                      <a:off x="0" y="0"/>
+                      <a:ext cx="3670300" cy="3314700"/>
+                    </a:xfrm>
+                    <a:prstGeom prst="rect">
+                      <a:avLst/>
+                    </a:prstGeom>
+                    <a:noFill/>
+                    <a:ln w="9525">
+                      <a:noFill/>
+                      <a:headEnd/>
+                      <a:tailEnd/>
+                    </a:ln>
+                  </pic:spPr>
+                </pic:pic>
+              </a:graphicData>
+            </a:graphic>
+          </wp:inline>
+        </w:drawing>
+      </w:r>
+      <w:r>
+        <w:rPr>
+          <w:b w:val="0"/>
+          <w:i w:val="0"/>
+          <w:sz w:val="21"/>
+        </w:rPr>
+        <w:t xml:space="preserve"> </w:t>
+      </w:r>
+      <w:r>
+        <w:rPr>
+          <w:rFonts w:hint="eastAsia" w:eastAsia="FangSong" w:ascii="Times New Roman" w:hAnsi="Times New Roman"/>
+          <w:b w:val="0"/>
+          <w:i w:val="0"/>
+          <w:iCs/>
+          <w:sz w:val="21"/>
+        </w:rPr>
+        <w:t xml:space="preserve">图</w:t>
+      </w:r>
+      <w:r>
+        <w:rPr>
+          <w:b w:val="0"/>
+          <w:i w:val="0"/>
+          <w:iCs/>
+          <w:sz w:val="21"/>
+        </w:rPr>
+        <w:t xml:space="preserve"> </w:t>
+      </w:r>
+      <w:r>
+        <w:rPr>
+          <w:rFonts w:hint="eastAsia" w:eastAsia="FangSong" w:ascii="Times New Roman" w:hAnsi="Times New Roman"/>
+          <w:b w:val="0"/>
+          <w:i w:val="0"/>
+          <w:iCs/>
+          <w:sz w:val="21"/>
+        </w:rPr>
+        <w:t xml:space="preserve">面心立方晶胞——金属</w:t>
+      </w:r>
+      <w:r>
+        <w:rPr>
+          <w:b w:val="0"/>
+          <w:i w:val="0"/>
+          <w:iCs/>
+          <w:sz w:val="21"/>
+        </w:rPr>
+        <w:t xml:space="preserve"> Cu </w:t>
+      </w:r>
+      <w:r>
+        <w:rPr>
+          <w:rFonts w:hint="eastAsia" w:eastAsia="FangSong" w:ascii="Times New Roman" w:hAnsi="Times New Roman"/>
+          <w:b w:val="0"/>
+          <w:i w:val="0"/>
+          <w:iCs/>
+          <w:sz w:val="21"/>
+        </w:rPr>
+        <w:t xml:space="preserve">的晶胞，Cu</w:t>
+      </w:r>
+      <w:r>
+        <w:rPr>
+          <w:b w:val="0"/>
+          <w:i w:val="0"/>
+          <w:iCs/>
+          <w:sz w:val="21"/>
+        </w:rPr>
+        <w:t xml:space="preserve"> </w:t>
+      </w:r>
+      <w:r>
+        <w:rPr>
+          <w:rFonts w:hint="eastAsia" w:eastAsia="FangSong" w:ascii="Times New Roman" w:hAnsi="Times New Roman"/>
+          <w:b w:val="0"/>
+          <w:i w:val="0"/>
+          <w:iCs/>
+          <w:sz w:val="21"/>
+        </w:rPr>
+        <w:t xml:space="preserve">原子位于面心和顶角，</w:t>
+      </w:r>
+      <m:oMath>
+        <m:r>
+          <m:t>Z</m:t>
+        </m:r>
+        <m:r>
+          <m:rPr>
+            <m:sty m:val="p"/>
+          </m:rPr>
+          <m:t>=</m:t>
+        </m:r>
+        <m:r>
+          <m:t>4</m:t>
+        </m:r>
+      </m:oMath>
+      <w:r>
+        <w:rPr>
+          <w:rFonts w:hint="eastAsia" w:eastAsia="FangSong" w:ascii="Times New Roman" w:hAnsi="Times New Roman"/>
+          <w:b w:val="0"/>
+          <w:i w:val="0"/>
+          <w:iCs/>
+          <w:sz w:val="21"/>
+        </w:rPr>
+        <w:t xml:space="preserve">。尖晶石中的</w:t>
+      </w:r>
+      <w:r>
+        <w:rPr>
+          <w:b w:val="0"/>
+          <w:i w:val="0"/>
+          <w:iCs/>
+          <w:sz w:val="21"/>
+        </w:rPr>
+        <w:t xml:space="preserve"> O²⁻ </w:t>
+      </w:r>
+      <w:r>
+        <w:rPr>
+          <w:rFonts w:hint="eastAsia" w:eastAsia="FangSong" w:ascii="Times New Roman" w:hAnsi="Times New Roman"/>
+          <w:b w:val="0"/>
+          <w:i w:val="0"/>
+          <w:iCs/>
+          <w:sz w:val="21"/>
+        </w:rPr>
+        <w:t xml:space="preserve">按相同方式堆积（ccp），A²⁺</w:t>
+      </w:r>
+      <w:r>
+        <w:rPr>
+          <w:b w:val="0"/>
+          <w:i w:val="0"/>
+          <w:iCs/>
+          <w:sz w:val="21"/>
+        </w:rPr>
+        <w:t xml:space="preserve"> </w:t>
+      </w:r>
+      <w:r>
+        <w:rPr>
+          <w:rFonts w:hint="eastAsia" w:eastAsia="FangSong" w:ascii="Times New Roman" w:hAnsi="Times New Roman"/>
+          <w:b w:val="0"/>
+          <w:i w:val="0"/>
+          <w:iCs/>
+          <w:sz w:val="21"/>
+        </w:rPr>
+        <w:t xml:space="preserve">和</w:t>
+      </w:r>
+      <w:r>
+        <w:rPr>
+          <w:b w:val="0"/>
+          <w:i w:val="0"/>
+          <w:iCs/>
+          <w:sz w:val="21"/>
+        </w:rPr>
+        <w:t xml:space="preserve"> B³⁺ </w:t>
+      </w:r>
+      <w:r>
+        <w:rPr>
+          <w:rFonts w:hint="eastAsia" w:eastAsia="FangSong" w:ascii="Times New Roman" w:hAnsi="Times New Roman"/>
+          <w:b w:val="0"/>
+          <w:i w:val="0"/>
+          <w:iCs/>
+          <w:sz w:val="21"/>
+        </w:rPr>
+        <w:t xml:space="preserve">占据其中的四面体和八面体空隙（普化原理第4版</w:t>
+      </w:r>
+      <w:r>
+        <w:rPr>
+          <w:b w:val="0"/>
+          <w:i w:val="0"/>
+          <w:iCs/>
+          <w:sz w:val="21"/>
+        </w:rPr>
+        <w:t xml:space="preserve"> </w:t>
+      </w:r>
+      <w:r>
+        <w:rPr>
+          <w:rFonts w:hint="eastAsia" w:eastAsia="FangSong" w:ascii="Times New Roman" w:hAnsi="Times New Roman"/>
+          <w:b w:val="0"/>
+          <w:i w:val="0"/>
+          <w:iCs/>
+          <w:sz w:val="21"/>
+        </w:rPr>
+        <w:t xml:space="preserve">图13.10）</w:t>
       </w:r>
     </w:p>
     <w:p>
@@ -9561,6 +10735,14 @@
         <w:t xml:space="preserve">电荷平衡：</w:t>
       </w:r>
       <m:oMath>
+        <m:oMathPr>
+          <m:ctrlPr>
+            <w:rPr>
+              <w:sz w:val="28"/>
+              <w:szCs w:val="28"/>
+            </w:rPr>
+          </m:ctrlPr>
+        </m:oMathPr>
         <m:r>
           <m:t>2</m:t>
         </m:r>
@@ -9687,8 +10869,8 @@
         <w:t xml:space="preserve">匹配</w:t>
       </w:r>
     </w:p>
-    <w:bookmarkEnd w:id="31"/>
-    <w:bookmarkStart w:id="32" w:name="i-型ii-型小立方体计数法"/>
+    <w:bookmarkEnd w:id="43"/>
+    <w:bookmarkStart w:id="44" w:name="i-型ii-型小立方体计数法"/>
     <w:p>
       <w:pPr>
         <w:pStyle w:val="Heading4"/>
@@ -9934,6 +11116,14 @@
         <w:t xml:space="preserve"> </w:t>
       </w:r>
       <m:oMath>
+        <m:oMathPr>
+          <m:ctrlPr>
+            <w:rPr>
+              <w:sz w:val="28"/>
+              <w:szCs w:val="28"/>
+            </w:rPr>
+          </m:ctrlPr>
+        </m:oMathPr>
         <m:r>
           <m:t>8</m:t>
         </m:r>
@@ -10041,6 +11231,14 @@
         <w:t xml:space="preserve"> </w:t>
       </w:r>
       <m:oMath>
+        <m:oMathPr>
+          <m:ctrlPr>
+            <w:rPr>
+              <w:sz w:val="28"/>
+              <w:szCs w:val="28"/>
+            </w:rPr>
+          </m:ctrlPr>
+        </m:oMathPr>
         <m:r>
           <m:t>4</m:t>
         </m:r>
@@ -10187,6 +11385,14 @@
         <w:t xml:space="preserve">值验证：</w:t>
       </w:r>
       <m:oMath>
+        <m:oMathPr>
+          <m:ctrlPr>
+            <w:rPr>
+              <w:sz w:val="28"/>
+              <w:szCs w:val="28"/>
+            </w:rPr>
+          </m:ctrlPr>
+        </m:oMathPr>
         <m:r>
           <m:t>8</m:t>
         </m:r>
@@ -10306,8 +11512,8 @@
         <w:t xml:space="preserve">✓</w:t>
       </w:r>
     </w:p>
-    <w:bookmarkEnd w:id="32"/>
-    <w:bookmarkStart w:id="33" w:name="常式-vs-反式尖晶石"/>
+    <w:bookmarkEnd w:id="44"/>
+    <w:bookmarkStart w:id="45" w:name="常式-vs-反式尖晶石"/>
     <w:p>
       <w:pPr>
         <w:pStyle w:val="Heading4"/>
@@ -10367,7 +11573,7 @@
           <w:p>
             <w:pPr>
               <w:pStyle w:val="Compact"/>
-              <w:jc w:val="left"/>
+              <w:jc w:val="center"/>
             </w:pPr>
             <w:r>
               <w:rPr>
@@ -10390,7 +11596,7 @@
           <w:p>
             <w:pPr>
               <w:pStyle w:val="Compact"/>
-              <w:jc w:val="left"/>
+              <w:jc w:val="center"/>
             </w:pPr>
             <w:r>
               <w:rPr>
@@ -10413,7 +11619,7 @@
           <w:p>
             <w:pPr>
               <w:pStyle w:val="Compact"/>
-              <w:jc w:val="left"/>
+              <w:jc w:val="center"/>
             </w:pPr>
             <w:r>
               <w:rPr>
@@ -10429,7 +11635,7 @@
           <w:p>
             <w:pPr>
               <w:pStyle w:val="Compact"/>
-              <w:jc w:val="left"/>
+              <w:jc w:val="center"/>
             </w:pPr>
             <w:r>
               <w:rPr>
@@ -10464,7 +11670,7 @@
           <w:p>
             <w:pPr>
               <w:pStyle w:val="Compact"/>
-              <w:jc w:val="left"/>
+              <w:jc w:val="center"/>
             </w:pPr>
             <w:r>
               <w:rPr>
@@ -10485,7 +11691,7 @@
           <w:p>
             <w:pPr>
               <w:pStyle w:val="Compact"/>
-              <w:jc w:val="left"/>
+              <w:jc w:val="center"/>
             </w:pPr>
             <w:r>
               <w:rPr>
@@ -10506,7 +11712,7 @@
           <w:p>
             <w:pPr>
               <w:pStyle w:val="Compact"/>
-              <w:jc w:val="left"/>
+              <w:jc w:val="center"/>
             </w:pPr>
             <m:oMath>
               <m:r>
@@ -10583,7 +11789,7 @@
           <w:p>
             <w:pPr>
               <w:pStyle w:val="Compact"/>
-              <w:jc w:val="left"/>
+              <w:jc w:val="center"/>
             </w:pPr>
             <m:oMath>
               <m:r>
@@ -10667,7 +11873,7 @@
           <w:p>
             <w:pPr>
               <w:pStyle w:val="Compact"/>
-              <w:jc w:val="left"/>
+              <w:jc w:val="center"/>
             </w:pPr>
             <w:r>
               <w:rPr>
@@ -10688,7 +11894,7 @@
           <w:p>
             <w:pPr>
               <w:pStyle w:val="Compact"/>
-              <w:jc w:val="left"/>
+              <w:jc w:val="center"/>
             </w:pPr>
             <w:r>
               <w:rPr>
@@ -10721,7 +11927,7 @@
           <w:p>
             <w:pPr>
               <w:pStyle w:val="Compact"/>
-              <w:jc w:val="left"/>
+              <w:jc w:val="center"/>
             </w:pPr>
             <m:oMath>
               <m:r>
@@ -10792,7 +11998,7 @@
           <w:p>
             <w:pPr>
               <w:pStyle w:val="Compact"/>
-              <w:jc w:val="left"/>
+              <w:jc w:val="center"/>
             </w:pPr>
             <m:oMath>
               <m:r>
@@ -11042,6 +12248,12 @@
       <m:oMathPara>
         <m:oMathParaPr>
           <m:jc m:val="center"/>
+          <m:ctrlPr>
+            <w:rPr>
+              <w:sz w:val="28"/>
+              <w:szCs w:val="28"/>
+            </w:rPr>
+          </m:ctrlPr>
         </m:oMathParaPr>
         <m:oMath>
           <m:r>
@@ -11135,6 +12347,14 @@
         <w:t xml:space="preserve">反式尖晶石实例：</w:t>
       </w:r>
       <m:oMath>
+        <m:oMathPr>
+          <m:ctrlPr>
+            <w:rPr>
+              <w:sz w:val="28"/>
+              <w:szCs w:val="28"/>
+            </w:rPr>
+          </m:ctrlPr>
+        </m:oMathPr>
         <m:r>
           <m:rPr>
             <m:sty m:val="p"/>
@@ -11292,6 +12512,14 @@
         <w:t xml:space="preserve">位），</w:t>
       </w:r>
       <m:oMath>
+        <m:oMathPr>
+          <m:ctrlPr>
+            <w:rPr>
+              <w:sz w:val="28"/>
+              <w:szCs w:val="28"/>
+            </w:rPr>
+          </m:ctrlPr>
+        </m:oMathPr>
         <m:r>
           <m:rPr>
             <m:sty m:val="p"/>
@@ -11372,6 +12600,14 @@
         <w:t xml:space="preserve">大），</w:t>
       </w:r>
       <m:oMath>
+        <m:oMathPr>
+          <m:ctrlPr>
+            <w:rPr>
+              <w:sz w:val="28"/>
+              <w:szCs w:val="28"/>
+            </w:rPr>
+          </m:ctrlPr>
+        </m:oMathPr>
         <m:r>
           <m:rPr>
             <m:sty m:val="p"/>
@@ -11452,9 +12688,9 @@
         <w:t xml:space="preserve">常式）。</w:t>
       </w:r>
     </w:p>
-    <w:bookmarkEnd w:id="33"/>
-    <w:bookmarkEnd w:id="34"/>
-    <w:bookmarkStart w:id="35" w:name="hcp-衍生结构递变谱"/>
+    <w:bookmarkEnd w:id="45"/>
+    <w:bookmarkEnd w:id="46"/>
+    <w:bookmarkStart w:id="47" w:name="hcp-衍生结构递变谱"/>
     <w:p>
       <w:pPr>
         <w:pStyle w:val="Heading3"/>
@@ -11572,7 +12808,7 @@
           <w:p>
             <w:pPr>
               <w:pStyle w:val="Compact"/>
-              <w:jc w:val="left"/>
+              <w:jc w:val="center"/>
             </w:pPr>
             <w:r>
               <w:rPr>
@@ -11580,22 +12816,6 @@
                 <w:b/>
               </w:rPr>
               <w:t xml:space="preserve">阴离子堆积</w:t>
-            </w:r>
-          </w:p>
-        </w:tc>
-        <w:tc>
-          <w:tcPr/>
-          <w:p>
-            <w:pPr>
-              <w:pStyle w:val="Compact"/>
-              <w:jc w:val="left"/>
-            </w:pPr>
-            <w:r>
-              <w:rPr>
-                <w:rFonts w:hint="eastAsia" w:ascii="Times New Roman" w:hAnsi="Times New Roman" w:eastAsia="SimHei"/>
-                <w:b/>
-              </w:rPr>
-              <w:t xml:space="preserve">阳离子填隙</w:t>
             </w:r>
           </w:p>
         </w:tc>
@@ -11611,7 +12831,7 @@
                 <w:rFonts w:hint="eastAsia" w:ascii="Times New Roman" w:hAnsi="Times New Roman" w:eastAsia="SimHei"/>
                 <w:b/>
               </w:rPr>
-              <w:t xml:space="preserve">填隙比例</w:t>
+              <w:t xml:space="preserve">阳离子填隙</w:t>
             </w:r>
           </w:p>
         </w:tc>
@@ -11620,7 +12840,23 @@
           <w:p>
             <w:pPr>
               <w:pStyle w:val="Compact"/>
-              <w:jc w:val="left"/>
+              <w:jc w:val="center"/>
+            </w:pPr>
+            <w:r>
+              <w:rPr>
+                <w:rFonts w:hint="eastAsia" w:ascii="Times New Roman" w:hAnsi="Times New Roman" w:eastAsia="SimHei"/>
+                <w:b/>
+              </w:rPr>
+              <w:t xml:space="preserve">填隙比例</w:t>
+            </w:r>
+          </w:p>
+        </w:tc>
+        <w:tc>
+          <w:tcPr/>
+          <w:p>
+            <w:pPr>
+              <w:pStyle w:val="Compact"/>
+              <w:jc w:val="center"/>
             </w:pPr>
             <w:r>
               <w:rPr>
@@ -11679,46 +12915,13 @@
           <w:p>
             <w:pPr>
               <w:pStyle w:val="Compact"/>
-              <w:jc w:val="left"/>
+              <w:jc w:val="center"/>
             </w:pPr>
             <w:r>
               <w:rPr>
                 <w:rFonts w:ascii="Times New Roman" w:hAnsi="Times New Roman" w:eastAsia="SimSun"/>
               </w:rPr>
               <w:t xml:space="preserve">HCP I⁻</w:t>
-            </w:r>
-          </w:p>
-        </w:tc>
-        <w:tc>
-          <w:tcPr/>
-          <w:p>
-            <w:pPr>
-              <w:pStyle w:val="Compact"/>
-              <w:jc w:val="left"/>
-            </w:pPr>
-            <w:r>
-              <w:rPr>
-                <w:rFonts w:ascii="Times New Roman" w:hAnsi="Times New Roman" w:eastAsia="SimSun"/>
-              </w:rPr>
-              <w:t xml:space="preserve">Cd²⁺ </w:t>
-            </w:r>
-            <w:r>
-              <w:rPr>
-                <w:rFonts w:hint="eastAsia" w:ascii="Times New Roman" w:hAnsi="Times New Roman" w:eastAsia="SimSun"/>
-              </w:rPr>
-              <w:t xml:space="preserve">填隔层</w:t>
-            </w:r>
-            <w:r>
-              <w:rPr>
-                <w:rFonts w:ascii="Times New Roman" w:hAnsi="Times New Roman" w:eastAsia="SimSun"/>
-              </w:rPr>
-              <w:t xml:space="preserve"> Oh </w:t>
-            </w:r>
-            <w:r>
-              <w:rPr>
-                <w:rFonts w:hint="eastAsia" w:ascii="Times New Roman" w:hAnsi="Times New Roman" w:eastAsia="SimSun"/>
-              </w:rPr>
-              <w:t xml:space="preserve">空隙</w:t>
             </w:r>
           </w:p>
         </w:tc>
@@ -11733,7 +12936,25 @@
               <w:rPr>
                 <w:rFonts w:ascii="Times New Roman" w:hAnsi="Times New Roman" w:eastAsia="SimSun"/>
               </w:rPr>
-              <w:t xml:space="preserve">1/2</w:t>
+              <w:t xml:space="preserve">Cd²⁺ </w:t>
+            </w:r>
+            <w:r>
+              <w:rPr>
+                <w:rFonts w:hint="eastAsia" w:ascii="Times New Roman" w:hAnsi="Times New Roman" w:eastAsia="SimSun"/>
+              </w:rPr>
+              <w:t xml:space="preserve">填隔层</w:t>
+            </w:r>
+            <w:r>
+              <w:rPr>
+                <w:rFonts w:ascii="Times New Roman" w:hAnsi="Times New Roman" w:eastAsia="SimSun"/>
+              </w:rPr>
+              <w:t xml:space="preserve"> Oh </w:t>
+            </w:r>
+            <w:r>
+              <w:rPr>
+                <w:rFonts w:hint="eastAsia" w:ascii="Times New Roman" w:hAnsi="Times New Roman" w:eastAsia="SimSun"/>
+              </w:rPr>
+              <w:t xml:space="preserve">空隙</w:t>
             </w:r>
           </w:p>
         </w:tc>
@@ -11742,7 +12963,22 @@
           <w:p>
             <w:pPr>
               <w:pStyle w:val="Compact"/>
-              <w:jc w:val="left"/>
+              <w:jc w:val="center"/>
+            </w:pPr>
+            <w:r>
+              <w:rPr>
+                <w:rFonts w:ascii="Times New Roman" w:hAnsi="Times New Roman" w:eastAsia="SimSun"/>
+              </w:rPr>
+              <w:t xml:space="preserve">1/2</w:t>
+            </w:r>
+          </w:p>
+        </w:tc>
+        <w:tc>
+          <w:tcPr/>
+          <w:p>
+            <w:pPr>
+              <w:pStyle w:val="Compact"/>
+              <w:jc w:val="center"/>
             </w:pPr>
             <w:r>
               <w:rPr>
@@ -11794,46 +13030,13 @@
           <w:p>
             <w:pPr>
               <w:pStyle w:val="Compact"/>
-              <w:jc w:val="left"/>
+              <w:jc w:val="center"/>
             </w:pPr>
             <w:r>
               <w:rPr>
                 <w:rFonts w:ascii="Times New Roman" w:hAnsi="Times New Roman" w:eastAsia="SimSun"/>
               </w:rPr>
               <w:t xml:space="preserve">HCP As³⁻</w:t>
-            </w:r>
-          </w:p>
-        </w:tc>
-        <w:tc>
-          <w:tcPr/>
-          <w:p>
-            <w:pPr>
-              <w:pStyle w:val="Compact"/>
-              <w:jc w:val="left"/>
-            </w:pPr>
-            <w:r>
-              <w:rPr>
-                <w:rFonts w:ascii="Times New Roman" w:hAnsi="Times New Roman" w:eastAsia="SimSun"/>
-              </w:rPr>
-              <w:t xml:space="preserve">Ni²⁺ </w:t>
-            </w:r>
-            <w:r>
-              <w:rPr>
-                <w:rFonts w:hint="eastAsia" w:ascii="Times New Roman" w:hAnsi="Times New Roman" w:eastAsia="SimSun"/>
-              </w:rPr>
-              <w:t xml:space="preserve">填全部</w:t>
-            </w:r>
-            <w:r>
-              <w:rPr>
-                <w:rFonts w:ascii="Times New Roman" w:hAnsi="Times New Roman" w:eastAsia="SimSun"/>
-              </w:rPr>
-              <w:t xml:space="preserve"> Oh </w:t>
-            </w:r>
-            <w:r>
-              <w:rPr>
-                <w:rFonts w:hint="eastAsia" w:ascii="Times New Roman" w:hAnsi="Times New Roman" w:eastAsia="SimSun"/>
-              </w:rPr>
-              <w:t xml:space="preserve">空隙</w:t>
             </w:r>
           </w:p>
         </w:tc>
@@ -11848,7 +13051,25 @@
               <w:rPr>
                 <w:rFonts w:ascii="Times New Roman" w:hAnsi="Times New Roman" w:eastAsia="SimSun"/>
               </w:rPr>
-              <w:t xml:space="preserve">1</w:t>
+              <w:t xml:space="preserve">Ni²⁺ </w:t>
+            </w:r>
+            <w:r>
+              <w:rPr>
+                <w:rFonts w:hint="eastAsia" w:ascii="Times New Roman" w:hAnsi="Times New Roman" w:eastAsia="SimSun"/>
+              </w:rPr>
+              <w:t xml:space="preserve">填全部</w:t>
+            </w:r>
+            <w:r>
+              <w:rPr>
+                <w:rFonts w:ascii="Times New Roman" w:hAnsi="Times New Roman" w:eastAsia="SimSun"/>
+              </w:rPr>
+              <w:t xml:space="preserve"> Oh </w:t>
+            </w:r>
+            <w:r>
+              <w:rPr>
+                <w:rFonts w:hint="eastAsia" w:ascii="Times New Roman" w:hAnsi="Times New Roman" w:eastAsia="SimSun"/>
+              </w:rPr>
+              <w:t xml:space="preserve">空隙</w:t>
             </w:r>
           </w:p>
         </w:tc>
@@ -11857,7 +13078,22 @@
           <w:p>
             <w:pPr>
               <w:pStyle w:val="Compact"/>
-              <w:jc w:val="left"/>
+              <w:jc w:val="center"/>
+            </w:pPr>
+            <w:r>
+              <w:rPr>
+                <w:rFonts w:ascii="Times New Roman" w:hAnsi="Times New Roman" w:eastAsia="SimSun"/>
+              </w:rPr>
+              <w:t xml:space="preserve">1</w:t>
+            </w:r>
+          </w:p>
+        </w:tc>
+        <w:tc>
+          <w:tcPr/>
+          <w:p>
+            <w:pPr>
+              <w:pStyle w:val="Compact"/>
+              <w:jc w:val="center"/>
             </w:pPr>
             <w:r>
               <w:rPr>
@@ -11974,46 +13210,13 @@
           <w:p>
             <w:pPr>
               <w:pStyle w:val="Compact"/>
-              <w:jc w:val="left"/>
+              <w:jc w:val="center"/>
             </w:pPr>
             <w:r>
               <w:rPr>
                 <w:rFonts w:ascii="Times New Roman" w:hAnsi="Times New Roman" w:eastAsia="SimSun"/>
               </w:rPr>
               <w:t xml:space="preserve">HCP O²⁻</w:t>
-            </w:r>
-          </w:p>
-        </w:tc>
-        <w:tc>
-          <w:tcPr/>
-          <w:p>
-            <w:pPr>
-              <w:pStyle w:val="Compact"/>
-              <w:jc w:val="left"/>
-            </w:pPr>
-            <w:r>
-              <w:rPr>
-                <w:rFonts w:ascii="Times New Roman" w:hAnsi="Times New Roman" w:eastAsia="SimSun"/>
-              </w:rPr>
-              <w:t xml:space="preserve">Al³⁺ </w:t>
-            </w:r>
-            <w:r>
-              <w:rPr>
-                <w:rFonts w:hint="eastAsia" w:ascii="Times New Roman" w:hAnsi="Times New Roman" w:eastAsia="SimSun"/>
-              </w:rPr>
-              <w:t xml:space="preserve">填</w:t>
-            </w:r>
-            <w:r>
-              <w:rPr>
-                <w:rFonts w:ascii="Times New Roman" w:hAnsi="Times New Roman" w:eastAsia="SimSun"/>
-              </w:rPr>
-              <w:t xml:space="preserve"> 2/3 Oh </w:t>
-            </w:r>
-            <w:r>
-              <w:rPr>
-                <w:rFonts w:hint="eastAsia" w:ascii="Times New Roman" w:hAnsi="Times New Roman" w:eastAsia="SimSun"/>
-              </w:rPr>
-              <w:t xml:space="preserve">空隙（有序）</w:t>
             </w:r>
           </w:p>
         </w:tc>
@@ -12028,7 +13231,25 @@
               <w:rPr>
                 <w:rFonts w:ascii="Times New Roman" w:hAnsi="Times New Roman" w:eastAsia="SimSun"/>
               </w:rPr>
-              <w:t xml:space="preserve">2/3</w:t>
+              <w:t xml:space="preserve">Al³⁺ </w:t>
+            </w:r>
+            <w:r>
+              <w:rPr>
+                <w:rFonts w:hint="eastAsia" w:ascii="Times New Roman" w:hAnsi="Times New Roman" w:eastAsia="SimSun"/>
+              </w:rPr>
+              <w:t xml:space="preserve">填</w:t>
+            </w:r>
+            <w:r>
+              <w:rPr>
+                <w:rFonts w:ascii="Times New Roman" w:hAnsi="Times New Roman" w:eastAsia="SimSun"/>
+              </w:rPr>
+              <w:t xml:space="preserve"> 2/3 Oh </w:t>
+            </w:r>
+            <w:r>
+              <w:rPr>
+                <w:rFonts w:hint="eastAsia" w:ascii="Times New Roman" w:hAnsi="Times New Roman" w:eastAsia="SimSun"/>
+              </w:rPr>
+              <w:t xml:space="preserve">空隙（有序）</w:t>
             </w:r>
           </w:p>
         </w:tc>
@@ -12037,7 +13258,22 @@
           <w:p>
             <w:pPr>
               <w:pStyle w:val="Compact"/>
-              <w:jc w:val="left"/>
+              <w:jc w:val="center"/>
+            </w:pPr>
+            <w:r>
+              <w:rPr>
+                <w:rFonts w:ascii="Times New Roman" w:hAnsi="Times New Roman" w:eastAsia="SimSun"/>
+              </w:rPr>
+              <w:t xml:space="preserve">2/3</w:t>
+            </w:r>
+          </w:p>
+        </w:tc>
+        <w:tc>
+          <w:tcPr/>
+          <w:p>
+            <w:pPr>
+              <w:pStyle w:val="Compact"/>
+              <w:jc w:val="center"/>
             </w:pPr>
             <m:oMath>
               <m:r>
@@ -12117,9 +13353,9 @@
         </w:pict>
       </w:r>
     </w:p>
-    <w:bookmarkEnd w:id="35"/>
-    <w:bookmarkEnd w:id="36"/>
-    <w:bookmarkStart w:id="40" w:name="五结构-性能关系概述"/>
+    <w:bookmarkEnd w:id="47"/>
+    <w:bookmarkEnd w:id="48"/>
+    <w:bookmarkStart w:id="52" w:name="五结构-性能关系概述"/>
     <w:p>
       <w:pPr>
         <w:pStyle w:val="Heading2"/>
@@ -12131,7 +13367,7 @@
         <w:t xml:space="preserve">五、结构-性能关系（概述）</w:t>
       </w:r>
     </w:p>
-    <w:bookmarkStart w:id="37" w:name="压电性piezoelectricity"/>
+    <w:bookmarkStart w:id="49" w:name="压电性piezoelectricity"/>
     <w:p>
       <w:pPr>
         <w:pStyle w:val="Heading3"/>
@@ -12203,6 +13439,14 @@
         <w:t xml:space="preserve">：</w:t>
       </w:r>
       <m:oMath>
+        <m:oMathPr>
+          <m:ctrlPr>
+            <w:rPr>
+              <w:sz w:val="28"/>
+              <w:szCs w:val="28"/>
+            </w:rPr>
+          </m:ctrlPr>
+        </m:oMathPr>
         <m:r>
           <m:rPr>
             <m:sty m:val="p"/>
@@ -12253,6 +13497,14 @@
         <w:t xml:space="preserve">（钙钛矿）、</w:t>
       </w:r>
       <m:oMath>
+        <m:oMathPr>
+          <m:ctrlPr>
+            <w:rPr>
+              <w:sz w:val="28"/>
+              <w:szCs w:val="28"/>
+            </w:rPr>
+          </m:ctrlPr>
+        </m:oMathPr>
         <m:r>
           <m:rPr>
             <m:sty m:val="p"/>
@@ -12342,6 +13594,14 @@
         <w:t xml:space="preserve"> </w:t>
       </w:r>
       <m:oMath>
+        <m:oMathPr>
+          <m:ctrlPr>
+            <w:rPr>
+              <w:sz w:val="28"/>
+              <w:szCs w:val="28"/>
+            </w:rPr>
+          </m:ctrlPr>
+        </m:oMathPr>
         <m:r>
           <m:rPr>
             <m:sty m:val="p"/>
@@ -12398,6 +13658,14 @@
         <w:t xml:space="preserve"> </w:t>
       </w:r>
       <m:oMath>
+        <m:oMathPr>
+          <m:ctrlPr>
+            <w:rPr>
+              <w:sz w:val="28"/>
+              <w:szCs w:val="28"/>
+            </w:rPr>
+          </m:ctrlPr>
+        </m:oMathPr>
         <m:r>
           <m:rPr>
             <m:sty m:val="p"/>
@@ -12448,6 +13716,14 @@
         <w:t xml:space="preserve"> </w:t>
       </w:r>
       <m:oMath>
+        <m:oMathPr>
+          <m:ctrlPr>
+            <w:rPr>
+              <w:sz w:val="28"/>
+              <w:szCs w:val="28"/>
+            </w:rPr>
+          </m:ctrlPr>
+        </m:oMathPr>
         <m:r>
           <m:rPr>
             <m:sty m:val="p"/>
@@ -12576,8 +13852,8 @@
         <w:t xml:space="preserve">产生电压</w:t>
       </w:r>
     </w:p>
-    <w:bookmarkEnd w:id="37"/>
-    <w:bookmarkStart w:id="38" w:name="热电性pyroelectricity"/>
+    <w:bookmarkEnd w:id="49"/>
+    <w:bookmarkStart w:id="50" w:name="热电性pyroelectricity"/>
     <w:p>
       <w:pPr>
         <w:pStyle w:val="Heading3"/>
@@ -12649,6 +13925,14 @@
         <w:t xml:space="preserve">：</w:t>
       </w:r>
       <m:oMath>
+        <m:oMathPr>
+          <m:ctrlPr>
+            <w:rPr>
+              <w:sz w:val="28"/>
+              <w:szCs w:val="28"/>
+            </w:rPr>
+          </m:ctrlPr>
+        </m:oMathPr>
         <m:r>
           <m:rPr>
             <m:sty m:val="p"/>
@@ -12696,6 +13980,14 @@
         <w:t xml:space="preserve">、</w:t>
       </w:r>
       <m:oMath>
+        <m:oMathPr>
+          <m:ctrlPr>
+            <w:rPr>
+              <w:sz w:val="28"/>
+              <w:szCs w:val="28"/>
+            </w:rPr>
+          </m:ctrlPr>
+        </m:oMathPr>
         <m:r>
           <m:rPr>
             <m:sty m:val="p"/>
@@ -12839,8 +14131,8 @@
         <w:t xml:space="preserve">表面电荷积累</w:t>
       </w:r>
     </w:p>
-    <w:bookmarkEnd w:id="38"/>
-    <w:bookmarkStart w:id="39" w:name="铁电性ferroelectricity"/>
+    <w:bookmarkEnd w:id="50"/>
+    <w:bookmarkStart w:id="51" w:name="铁电性ferroelectricity"/>
     <w:p>
       <w:pPr>
         <w:pStyle w:val="Heading3"/>
@@ -12898,6 +14190,14 @@
         <w:pStyle w:val="BodyText"/>
       </w:pPr>
       <m:oMath>
+        <m:oMathPr>
+          <m:ctrlPr>
+            <w:rPr>
+              <w:sz w:val="28"/>
+              <w:szCs w:val="28"/>
+            </w:rPr>
+          </m:ctrlPr>
+        </m:oMathPr>
         <m:r>
           <m:rPr>
             <m:sty m:val="p"/>
@@ -12970,6 +14270,12 @@
       <m:oMathPara>
         <m:oMathParaPr>
           <m:jc m:val="center"/>
+          <m:ctrlPr>
+            <w:rPr>
+              <w:sz w:val="28"/>
+              <w:szCs w:val="28"/>
+            </w:rPr>
+          </m:ctrlPr>
         </m:oMathParaPr>
         <m:oMath>
           <m:r>
@@ -13225,6 +14531,12 @@
       <m:oMathPara>
         <m:oMathParaPr>
           <m:jc m:val="center"/>
+          <m:ctrlPr>
+            <w:rPr>
+              <w:sz w:val="28"/>
+              <w:szCs w:val="28"/>
+            </w:rPr>
+          </m:ctrlPr>
         </m:oMathParaPr>
         <m:oMath>
           <m:r>
@@ -13270,9 +14582,9 @@
         </w:pict>
       </w:r>
     </w:p>
-    <w:bookmarkEnd w:id="39"/>
-    <w:bookmarkEnd w:id="40"/>
-    <w:bookmarkStart w:id="46" w:name="六典型例题"/>
+    <w:bookmarkEnd w:id="51"/>
+    <w:bookmarkEnd w:id="52"/>
+    <w:bookmarkStart w:id="58" w:name="六典型例题"/>
     <w:p>
       <w:pPr>
         <w:pStyle w:val="Heading2"/>
@@ -13284,7 +14596,7 @@
         <w:t xml:space="preserve">六、典型例题</w:t>
       </w:r>
     </w:p>
-    <w:bookmarkStart w:id="41" w:name="例-1-bragg-方程-晶胞参数计算"/>
+    <w:bookmarkStart w:id="53" w:name="例-1-bragg-方程-晶胞参数计算"/>
     <w:p>
       <w:pPr>
         <w:pStyle w:val="Heading3"/>
@@ -13374,6 +14686,14 @@
         <w:t xml:space="preserve"> </w:t>
       </w:r>
       <m:oMath>
+        <m:oMathPr>
+          <m:ctrlPr>
+            <w:rPr>
+              <w:sz w:val="28"/>
+              <w:szCs w:val="28"/>
+            </w:rPr>
+          </m:ctrlPr>
+        </m:oMathPr>
         <m:r>
           <m:t>2</m:t>
         </m:r>
@@ -13421,6 +14741,14 @@
         <w:t xml:space="preserve"> </w:t>
       </w:r>
       <m:oMath>
+        <m:oMathPr>
+          <m:ctrlPr>
+            <w:rPr>
+              <w:sz w:val="28"/>
+              <w:szCs w:val="28"/>
+            </w:rPr>
+          </m:ctrlPr>
+        </m:oMathPr>
         <m:r>
           <m:t>λ</m:t>
         </m:r>
@@ -13576,6 +14904,14 @@
         <w:t xml:space="preserve"> </w:t>
       </w:r>
       <m:oMath>
+        <m:oMathPr>
+          <m:ctrlPr>
+            <w:rPr>
+              <w:sz w:val="28"/>
+              <w:szCs w:val="28"/>
+            </w:rPr>
+          </m:ctrlPr>
+        </m:oMathPr>
         <m:r>
           <m:t>ρ</m:t>
         </m:r>
@@ -13743,6 +15079,14 @@
         <w:t xml:space="preserve"> </w:t>
       </w:r>
       <m:oMath>
+        <m:oMathPr>
+          <m:ctrlPr>
+            <w:rPr>
+              <w:sz w:val="28"/>
+              <w:szCs w:val="28"/>
+            </w:rPr>
+          </m:ctrlPr>
+        </m:oMathPr>
         <m:r>
           <m:t>2</m:t>
         </m:r>
@@ -13781,6 +15125,14 @@
         <w:t xml:space="preserve"> </w:t>
       </w:r>
       <m:oMath>
+        <m:oMathPr>
+          <m:ctrlPr>
+            <w:rPr>
+              <w:sz w:val="28"/>
+              <w:szCs w:val="28"/>
+            </w:rPr>
+          </m:ctrlPr>
+        </m:oMathPr>
         <m:r>
           <m:t>θ</m:t>
         </m:r>
@@ -13833,6 +15185,14 @@
         <w:t xml:space="preserve"> </w:t>
       </w:r>
       <m:oMath>
+        <m:oMathPr>
+          <m:ctrlPr>
+            <w:rPr>
+              <w:sz w:val="28"/>
+              <w:szCs w:val="28"/>
+            </w:rPr>
+          </m:ctrlPr>
+        </m:oMathPr>
         <m:r>
           <m:t>n</m:t>
         </m:r>
@@ -13898,6 +15258,12 @@
       <m:oMathPara>
         <m:oMathParaPr>
           <m:jc m:val="center"/>
+          <m:ctrlPr>
+            <w:rPr>
+              <w:sz w:val="28"/>
+              <w:szCs w:val="28"/>
+            </w:rPr>
+          </m:ctrlPr>
         </m:oMathParaPr>
         <m:oMath>
           <m:sSub>
@@ -14061,6 +15427,14 @@
         <w:t xml:space="preserve"> </w:t>
       </w:r>
       <m:oMath>
+        <m:oMathPr>
+          <m:ctrlPr>
+            <w:rPr>
+              <w:sz w:val="28"/>
+              <w:szCs w:val="28"/>
+            </w:rPr>
+          </m:ctrlPr>
+        </m:oMathPr>
         <m:sSub>
           <m:e>
             <m:r>
@@ -14194,6 +15568,12 @@
       <m:oMathPara>
         <m:oMathParaPr>
           <m:jc m:val="center"/>
+          <m:ctrlPr>
+            <w:rPr>
+              <w:sz w:val="28"/>
+              <w:szCs w:val="28"/>
+            </w:rPr>
+          </m:ctrlPr>
         </m:oMathParaPr>
         <m:oMath>
           <m:r>
@@ -14404,6 +15784,12 @@
       <m:oMathPara>
         <m:oMathParaPr>
           <m:jc m:val="center"/>
+          <m:ctrlPr>
+            <w:rPr>
+              <w:sz w:val="28"/>
+              <w:szCs w:val="28"/>
+            </w:rPr>
+          </m:ctrlPr>
         </m:oMathParaPr>
         <m:oMath>
           <m:r>
@@ -14540,6 +15926,14 @@
         <w:t xml:space="preserve">代入数据（</w:t>
       </w:r>
       <m:oMath>
+        <m:oMathPr>
+          <m:ctrlPr>
+            <w:rPr>
+              <w:sz w:val="28"/>
+              <w:szCs w:val="28"/>
+            </w:rPr>
+          </m:ctrlPr>
+        </m:oMathPr>
         <m:r>
           <m:t>a</m:t>
         </m:r>
@@ -14606,6 +16000,12 @@
       <m:oMathPara>
         <m:oMathParaPr>
           <m:jc m:val="center"/>
+          <m:ctrlPr>
+            <w:rPr>
+              <w:sz w:val="28"/>
+              <w:szCs w:val="28"/>
+            </w:rPr>
+          </m:ctrlPr>
         </m:oMathParaPr>
         <m:oMath>
           <m:r>
@@ -14808,6 +16208,14 @@
         <w:t xml:space="preserve"> </w:t>
       </w:r>
       <m:oMath>
+        <m:oMathPr>
+          <m:ctrlPr>
+            <w:rPr>
+              <w:sz w:val="28"/>
+              <w:szCs w:val="28"/>
+            </w:rPr>
+          </m:ctrlPr>
+        </m:oMathPr>
         <m:r>
           <m:t>M</m:t>
         </m:r>
@@ -14919,6 +16327,14 @@
         <w:t xml:space="preserve"> </w:t>
       </w:r>
       <m:oMath>
+        <m:oMathPr>
+          <m:ctrlPr>
+            <w:rPr>
+              <w:sz w:val="28"/>
+              <w:szCs w:val="28"/>
+            </w:rPr>
+          </m:ctrlPr>
+        </m:oMathPr>
         <m:r>
           <m:t>58.44</m:t>
         </m:r>
@@ -15019,6 +16435,14 @@
         <w:t xml:space="preserve"> </w:t>
       </w:r>
       <m:oMath>
+        <m:oMathPr>
+          <m:ctrlPr>
+            <w:rPr>
+              <w:sz w:val="28"/>
+              <w:szCs w:val="28"/>
+            </w:rPr>
+          </m:ctrlPr>
+        </m:oMathPr>
         <m:r>
           <m:t>a</m:t>
         </m:r>
@@ -15054,6 +16478,14 @@
         <w:t xml:space="preserve">，与本例不符。</w:t>
       </w:r>
       <m:oMath>
+        <m:oMathPr>
+          <m:ctrlPr>
+            <w:rPr>
+              <w:sz w:val="28"/>
+              <w:szCs w:val="28"/>
+            </w:rPr>
+          </m:ctrlPr>
+        </m:oMathPr>
         <m:r>
           <m:t>a</m:t>
         </m:r>
@@ -15095,6 +16527,14 @@
         <w:t xml:space="preserve"> </w:t>
       </w:r>
       <m:oMath>
+        <m:oMathPr>
+          <m:ctrlPr>
+            <w:rPr>
+              <w:sz w:val="28"/>
+              <w:szCs w:val="28"/>
+            </w:rPr>
+          </m:ctrlPr>
+        </m:oMathPr>
         <m:r>
           <m:t>M</m:t>
         </m:r>
@@ -15147,6 +16587,14 @@
         <w:t xml:space="preserve">（</w:t>
       </w:r>
       <m:oMath>
+        <m:oMathPr>
+          <m:ctrlPr>
+            <w:rPr>
+              <w:sz w:val="28"/>
+              <w:szCs w:val="28"/>
+            </w:rPr>
+          </m:ctrlPr>
+        </m:oMathPr>
         <m:r>
           <m:t>M</m:t>
         </m:r>
@@ -15176,6 +16624,14 @@
         <w:t xml:space="preserve">型，</w:t>
       </w:r>
       <m:oMath>
+        <m:oMathPr>
+          <m:ctrlPr>
+            <w:rPr>
+              <w:sz w:val="28"/>
+              <w:szCs w:val="28"/>
+            </w:rPr>
+          </m:ctrlPr>
+        </m:oMathPr>
         <m:r>
           <m:t>a</m:t>
         </m:r>
@@ -15240,6 +16696,14 @@
         <w:t xml:space="preserve">（</w:t>
       </w:r>
       <m:oMath>
+        <m:oMathPr>
+          <m:ctrlPr>
+            <w:rPr>
+              <w:sz w:val="28"/>
+              <w:szCs w:val="28"/>
+            </w:rPr>
+          </m:ctrlPr>
+        </m:oMathPr>
         <m:r>
           <m:t>M</m:t>
         </m:r>
@@ -15260,6 +16724,14 @@
         <w:t xml:space="preserve">，</w:t>
       </w:r>
       <m:oMath>
+        <m:oMathPr>
+          <m:ctrlPr>
+            <w:rPr>
+              <w:sz w:val="28"/>
+              <w:szCs w:val="28"/>
+            </w:rPr>
+          </m:ctrlPr>
+        </m:oMathPr>
         <m:r>
           <m:t>a</m:t>
         </m:r>
@@ -15326,6 +16798,14 @@
         <w:t xml:space="preserve"> </w:t>
       </w:r>
       <m:oMath>
+        <m:oMathPr>
+          <m:ctrlPr>
+            <w:rPr>
+              <w:sz w:val="28"/>
+              <w:szCs w:val="28"/>
+            </w:rPr>
+          </m:ctrlPr>
+        </m:oMathPr>
         <m:sSub>
           <m:e>
             <m:r>
@@ -15370,6 +16850,14 @@
         <w:t xml:space="preserve">，</w:t>
       </w:r>
       <m:oMath>
+        <m:oMathPr>
+          <m:ctrlPr>
+            <w:rPr>
+              <w:sz w:val="28"/>
+              <w:szCs w:val="28"/>
+            </w:rPr>
+          </m:ctrlPr>
+        </m:oMathPr>
         <m:r>
           <m:t>a</m:t>
         </m:r>
@@ -15447,8 +16935,8 @@
         </w:pict>
       </w:r>
     </w:p>
-    <w:bookmarkEnd w:id="41"/>
-    <w:bookmarkStart w:id="42" w:name="例-2-born-haber-循环求晶格能"/>
+    <w:bookmarkEnd w:id="53"/>
+    <w:bookmarkStart w:id="54" w:name="例-2-born-haber-循环求晶格能"/>
     <w:p>
       <w:pPr>
         <w:pStyle w:val="Heading3"/>
@@ -15544,6 +17032,14 @@
         <w:t xml:space="preserve"> </w:t>
       </w:r>
       <m:oMath>
+        <m:oMathPr>
+          <m:ctrlPr>
+            <w:rPr>
+              <w:sz w:val="28"/>
+              <w:szCs w:val="28"/>
+            </w:rPr>
+          </m:ctrlPr>
+        </m:oMathPr>
         <m:r>
           <m:rPr>
             <m:sty m:val="p"/>
@@ -15725,7 +17221,7 @@
           <w:p>
             <w:pPr>
               <w:pStyle w:val="Compact"/>
-              <w:jc w:val="left"/>
+              <w:jc w:val="center"/>
             </w:pPr>
             <w:r>
               <w:rPr>
@@ -15766,7 +17262,7 @@
           <w:p>
             <w:pPr>
               <w:pStyle w:val="Compact"/>
-              <w:jc w:val="left"/>
+              <w:jc w:val="center"/>
             </w:pPr>
             <m:oMath>
               <m:r>
@@ -15860,7 +17356,7 @@
           <w:p>
             <w:pPr>
               <w:pStyle w:val="Compact"/>
-              <w:jc w:val="left"/>
+              <w:jc w:val="center"/>
             </w:pPr>
             <m:oMath>
               <m:r>
@@ -15987,7 +17483,7 @@
           <w:p>
             <w:pPr>
               <w:pStyle w:val="Compact"/>
-              <w:jc w:val="left"/>
+              <w:jc w:val="center"/>
             </w:pPr>
             <m:oMath>
               <m:r>
@@ -16132,7 +17628,7 @@
           <w:p>
             <w:pPr>
               <w:pStyle w:val="Compact"/>
-              <w:jc w:val="left"/>
+              <w:jc w:val="center"/>
             </w:pPr>
             <m:oMath>
               <m:f>
@@ -16253,7 +17749,7 @@
           <w:p>
             <w:pPr>
               <w:pStyle w:val="Compact"/>
-              <w:jc w:val="left"/>
+              <w:jc w:val="center"/>
             </w:pPr>
             <m:oMath>
               <m:r>
@@ -16529,6 +18025,12 @@
       <m:oMathPara>
         <m:oMathParaPr>
           <m:jc m:val="center"/>
+          <m:ctrlPr>
+            <w:rPr>
+              <w:sz w:val="28"/>
+              <w:szCs w:val="28"/>
+            </w:rPr>
+          </m:ctrlPr>
         </m:oMathParaPr>
         <m:oMath>
           <m:eqArr>
@@ -16779,6 +18281,12 @@
       <m:oMathPara>
         <m:oMathParaPr>
           <m:jc m:val="center"/>
+          <m:ctrlPr>
+            <w:rPr>
+              <w:sz w:val="28"/>
+              <w:szCs w:val="28"/>
+            </w:rPr>
+          </m:ctrlPr>
         </m:oMathParaPr>
         <m:oMath>
           <m:r>
@@ -16881,6 +18389,12 @@
       <m:oMathPara>
         <m:oMathParaPr>
           <m:jc m:val="center"/>
+          <m:ctrlPr>
+            <w:rPr>
+              <w:sz w:val="28"/>
+              <w:szCs w:val="28"/>
+            </w:rPr>
+          </m:ctrlPr>
         </m:oMathParaPr>
         <m:oMath>
           <m:r>
@@ -16956,6 +18470,12 @@
       <m:oMathPara>
         <m:oMathParaPr>
           <m:jc m:val="center"/>
+          <m:ctrlPr>
+            <w:rPr>
+              <w:sz w:val="28"/>
+              <w:szCs w:val="28"/>
+            </w:rPr>
+          </m:ctrlPr>
         </m:oMathParaPr>
         <m:oMath>
           <m:r>
@@ -16995,6 +18515,12 @@
       <m:oMathPara>
         <m:oMathParaPr>
           <m:jc m:val="center"/>
+          <m:ctrlPr>
+            <w:rPr>
+              <w:sz w:val="28"/>
+              <w:szCs w:val="28"/>
+            </w:rPr>
+          </m:ctrlPr>
         </m:oMathParaPr>
         <m:oMath>
           <m:r>
@@ -17156,6 +18682,14 @@
         <w:t xml:space="preserve"> </w:t>
       </w:r>
       <m:oMath>
+        <m:oMathPr>
+          <m:ctrlPr>
+            <w:rPr>
+              <w:sz w:val="28"/>
+              <w:szCs w:val="28"/>
+            </w:rPr>
+          </m:ctrlPr>
+        </m:oMathPr>
         <m:r>
           <m:t>U</m:t>
         </m:r>
@@ -17352,8 +18886,8 @@
         </w:pict>
       </w:r>
     </w:p>
-    <w:bookmarkEnd w:id="42"/>
-    <w:bookmarkStart w:id="43" w:name="例-3-尖晶石系统计数"/>
+    <w:bookmarkEnd w:id="54"/>
+    <w:bookmarkStart w:id="55" w:name="例-3-尖晶石系统计数"/>
     <w:p>
       <w:pPr>
         <w:pStyle w:val="Heading3"/>
@@ -17399,6 +18933,14 @@
         <w:t xml:space="preserve"> </w:t>
       </w:r>
       <m:oMath>
+        <m:oMathPr>
+          <m:ctrlPr>
+            <w:rPr>
+              <w:sz w:val="28"/>
+              <w:szCs w:val="28"/>
+            </w:rPr>
+          </m:ctrlPr>
+        </m:oMathPr>
         <m:r>
           <m:rPr>
             <m:sty m:val="p"/>
@@ -17467,6 +19009,14 @@
         <w:t xml:space="preserve"> </w:t>
       </w:r>
       <m:oMath>
+        <m:oMathPr>
+          <m:ctrlPr>
+            <w:rPr>
+              <w:sz w:val="28"/>
+              <w:szCs w:val="28"/>
+            </w:rPr>
+          </m:ctrlPr>
+        </m:oMathPr>
         <m:r>
           <m:t>a</m:t>
         </m:r>
@@ -17544,6 +19094,14 @@
         <w:t xml:space="preserve"> </w:t>
       </w:r>
       <m:oMath>
+        <m:oMathPr>
+          <m:ctrlPr>
+            <w:rPr>
+              <w:sz w:val="28"/>
+              <w:szCs w:val="28"/>
+            </w:rPr>
+          </m:ctrlPr>
+        </m:oMathPr>
         <m:r>
           <m:rPr>
             <m:sty m:val="p"/>
@@ -17644,6 +19202,14 @@
         <w:t xml:space="preserve"> </w:t>
       </w:r>
       <m:oMath>
+        <m:oMathPr>
+          <m:ctrlPr>
+            <w:rPr>
+              <w:sz w:val="28"/>
+              <w:szCs w:val="28"/>
+            </w:rPr>
+          </m:ctrlPr>
+        </m:oMathPr>
         <m:r>
           <m:rPr>
             <m:sty m:val="p"/>
@@ -17800,6 +19366,14 @@
         <w:t xml:space="preserve">的最近距离。（原子量：</w:t>
       </w:r>
       <m:oMath>
+        <m:oMathPr>
+          <m:ctrlPr>
+            <w:rPr>
+              <w:sz w:val="28"/>
+              <w:szCs w:val="28"/>
+            </w:rPr>
+          </m:ctrlPr>
+        </m:oMathPr>
         <m:r>
           <m:rPr>
             <m:sty m:val="p"/>
@@ -17829,6 +19403,14 @@
         <w:t xml:space="preserve">，</w:t>
       </w:r>
       <m:oMath>
+        <m:oMathPr>
+          <m:ctrlPr>
+            <w:rPr>
+              <w:sz w:val="28"/>
+              <w:szCs w:val="28"/>
+            </w:rPr>
+          </m:ctrlPr>
+        </m:oMathPr>
         <m:r>
           <m:rPr>
             <m:sty m:val="p"/>
@@ -17858,6 +19440,14 @@
         <w:t xml:space="preserve">，</w:t>
       </w:r>
       <m:oMath>
+        <m:oMathPr>
+          <m:ctrlPr>
+            <w:rPr>
+              <w:sz w:val="28"/>
+              <w:szCs w:val="28"/>
+            </w:rPr>
+          </m:ctrlPr>
+        </m:oMathPr>
         <m:r>
           <m:rPr>
             <m:sty m:val="p"/>
@@ -17881,6 +19471,14 @@
         <w:t xml:space="preserve">；</w:t>
       </w:r>
       <m:oMath>
+        <m:oMathPr>
+          <m:ctrlPr>
+            <w:rPr>
+              <w:sz w:val="28"/>
+              <w:szCs w:val="28"/>
+            </w:rPr>
+          </m:ctrlPr>
+        </m:oMathPr>
         <m:sSub>
           <m:e>
             <m:r>
@@ -18055,6 +19653,14 @@
         <w:t xml:space="preserve"> </w:t>
       </w:r>
       <m:oMath>
+        <m:oMathPr>
+          <m:ctrlPr>
+            <w:rPr>
+              <w:sz w:val="28"/>
+              <w:szCs w:val="28"/>
+            </w:rPr>
+          </m:ctrlPr>
+        </m:oMathPr>
         <m:r>
           <m:t>4</m:t>
         </m:r>
@@ -18107,6 +19713,14 @@
         <w:t xml:space="preserve"> </w:t>
       </w:r>
       <m:oMath>
+        <m:oMathPr>
+          <m:ctrlPr>
+            <w:rPr>
+              <w:sz w:val="28"/>
+              <w:szCs w:val="28"/>
+            </w:rPr>
+          </m:ctrlPr>
+        </m:oMathPr>
         <m:r>
           <m:rPr>
             <m:sty m:val="p"/>
@@ -18235,6 +19849,14 @@
         <w:t xml:space="preserve"> </w:t>
       </w:r>
       <m:oMath>
+        <m:oMathPr>
+          <m:ctrlPr>
+            <w:rPr>
+              <w:sz w:val="28"/>
+              <w:szCs w:val="28"/>
+            </w:rPr>
+          </m:ctrlPr>
+        </m:oMathPr>
         <m:r>
           <m:rPr>
             <m:sty m:val="p"/>
@@ -18362,6 +19984,14 @@
         <w:t xml:space="preserve">验证：</w:t>
       </w:r>
       <m:oMath>
+        <m:oMathPr>
+          <m:ctrlPr>
+            <w:rPr>
+              <w:sz w:val="28"/>
+              <w:szCs w:val="28"/>
+            </w:rPr>
+          </m:ctrlPr>
+        </m:oMathPr>
         <m:r>
           <m:t>32</m:t>
         </m:r>
@@ -18644,6 +20274,12 @@
       <m:oMathPara>
         <m:oMathParaPr>
           <m:jc m:val="center"/>
+          <m:ctrlPr>
+            <w:rPr>
+              <w:sz w:val="28"/>
+              <w:szCs w:val="28"/>
+            </w:rPr>
+          </m:ctrlPr>
         </m:oMathParaPr>
         <m:oMath>
           <m:r>
@@ -18864,6 +20500,14 @@
         <w:pStyle w:val="FirstParagraph"/>
       </w:pPr>
       <m:oMath>
+        <m:oMathPr>
+          <m:ctrlPr>
+            <w:rPr>
+              <w:sz w:val="28"/>
+              <w:szCs w:val="28"/>
+            </w:rPr>
+          </m:ctrlPr>
+        </m:oMathPr>
         <m:r>
           <m:t>M</m:t>
         </m:r>
@@ -19029,6 +20673,12 @@
       <m:oMathPara>
         <m:oMathParaPr>
           <m:jc m:val="center"/>
+          <m:ctrlPr>
+            <w:rPr>
+              <w:sz w:val="28"/>
+              <w:szCs w:val="28"/>
+            </w:rPr>
+          </m:ctrlPr>
         </m:oMathParaPr>
         <m:oMath>
           <m:r>
@@ -19369,6 +21019,14 @@
         <w:t xml:space="preserve"> </w:t>
       </w:r>
       <m:oMath>
+        <m:oMathPr>
+          <m:ctrlPr>
+            <w:rPr>
+              <w:sz w:val="28"/>
+              <w:szCs w:val="28"/>
+            </w:rPr>
+          </m:ctrlPr>
+        </m:oMathPr>
         <m:f>
           <m:fPr>
             <m:type m:val="bar"/>
@@ -19521,6 +21179,14 @@
         <w:t xml:space="preserve"> </w:t>
       </w:r>
       <m:oMath>
+        <m:oMathPr>
+          <m:ctrlPr>
+            <w:rPr>
+              <w:sz w:val="28"/>
+              <w:szCs w:val="28"/>
+            </w:rPr>
+          </m:ctrlPr>
+        </m:oMathPr>
         <m:f>
           <m:fPr>
             <m:type m:val="bar"/>
@@ -19599,6 +21265,14 @@
         <w:t xml:space="preserve"> </w:t>
       </w:r>
       <m:oMath>
+        <m:oMathPr>
+          <m:ctrlPr>
+            <w:rPr>
+              <w:sz w:val="28"/>
+              <w:szCs w:val="28"/>
+            </w:rPr>
+          </m:ctrlPr>
+        </m:oMathPr>
         <m:r>
           <m:t>ρ</m:t>
         </m:r>
@@ -19667,6 +21341,14 @@
         <w:t xml:space="preserve"> </w:t>
       </w:r>
       <m:oMath>
+        <m:oMathPr>
+          <m:ctrlPr>
+            <w:rPr>
+              <w:sz w:val="28"/>
+              <w:szCs w:val="28"/>
+            </w:rPr>
+          </m:ctrlPr>
+        </m:oMathPr>
         <m:r>
           <m:rPr>
             <m:sty m:val="p"/>
@@ -19723,6 +21405,14 @@
         <w:t xml:space="preserve">，</w:t>
       </w:r>
       <m:oMath>
+        <m:oMathPr>
+          <m:ctrlPr>
+            <w:rPr>
+              <w:sz w:val="28"/>
+              <w:szCs w:val="28"/>
+            </w:rPr>
+          </m:ctrlPr>
+        </m:oMathPr>
         <m:r>
           <m:rPr>
             <m:sty m:val="p"/>
@@ -19783,8 +21473,8 @@
         </w:pict>
       </w:r>
     </w:p>
-    <w:bookmarkEnd w:id="43"/>
-    <w:bookmarkStart w:id="44" w:name="例-4-钙钛矿容忍因子-结构预测"/>
+    <w:bookmarkEnd w:id="55"/>
+    <w:bookmarkStart w:id="56" w:name="例-4-钙钛矿容忍因子-结构预测"/>
     <w:p>
       <w:pPr>
         <w:pStyle w:val="Heading3"/>
@@ -19836,6 +21526,14 @@
         <w:t xml:space="preserve">：已知离子半径（pm）：</w:t>
       </w:r>
       <m:oMath>
+        <m:oMathPr>
+          <m:ctrlPr>
+            <w:rPr>
+              <w:sz w:val="28"/>
+              <w:szCs w:val="28"/>
+            </w:rPr>
+          </m:ctrlPr>
+        </m:oMathPr>
         <m:r>
           <m:rPr>
             <m:sty m:val="p"/>
@@ -19883,6 +21581,14 @@
         <w:t xml:space="preserve">，</w:t>
       </w:r>
       <m:oMath>
+        <m:oMathPr>
+          <m:ctrlPr>
+            <w:rPr>
+              <w:sz w:val="28"/>
+              <w:szCs w:val="28"/>
+            </w:rPr>
+          </m:ctrlPr>
+        </m:oMathPr>
         <m:r>
           <m:rPr>
             <m:sty m:val="p"/>
@@ -19930,6 +21636,14 @@
         <w:t xml:space="preserve">，</w:t>
       </w:r>
       <m:oMath>
+        <m:oMathPr>
+          <m:ctrlPr>
+            <w:rPr>
+              <w:sz w:val="28"/>
+              <w:szCs w:val="28"/>
+            </w:rPr>
+          </m:ctrlPr>
+        </m:oMathPr>
         <m:r>
           <m:rPr>
             <m:sty m:val="p"/>
@@ -19977,6 +21691,14 @@
         <w:t xml:space="preserve">，</w:t>
       </w:r>
       <m:oMath>
+        <m:oMathPr>
+          <m:ctrlPr>
+            <w:rPr>
+              <w:sz w:val="28"/>
+              <w:szCs w:val="28"/>
+            </w:rPr>
+          </m:ctrlPr>
+        </m:oMathPr>
         <m:r>
           <m:rPr>
             <m:sty m:val="p"/>
@@ -20024,6 +21746,14 @@
         <w:t xml:space="preserve">，</w:t>
       </w:r>
       <m:oMath>
+        <m:oMathPr>
+          <m:ctrlPr>
+            <w:rPr>
+              <w:sz w:val="28"/>
+              <w:szCs w:val="28"/>
+            </w:rPr>
+          </m:ctrlPr>
+        </m:oMathPr>
         <m:r>
           <m:rPr>
             <m:sty m:val="p"/>
@@ -20071,6 +21801,14 @@
         <w:t xml:space="preserve">，</w:t>
       </w:r>
       <m:oMath>
+        <m:oMathPr>
+          <m:ctrlPr>
+            <w:rPr>
+              <w:sz w:val="28"/>
+              <w:szCs w:val="28"/>
+            </w:rPr>
+          </m:ctrlPr>
+        </m:oMathPr>
         <m:sSup>
           <m:e>
             <m:r>
@@ -20127,6 +21865,14 @@
         <w:t xml:space="preserve"> </w:t>
       </w:r>
       <m:oMath>
+        <m:oMathPr>
+          <m:ctrlPr>
+            <w:rPr>
+              <w:sz w:val="28"/>
+              <w:szCs w:val="28"/>
+            </w:rPr>
+          </m:ctrlPr>
+        </m:oMathPr>
         <m:r>
           <m:rPr>
             <m:sty m:val="p"/>
@@ -20174,6 +21920,14 @@
         <w:t xml:space="preserve">、</w:t>
       </w:r>
       <m:oMath>
+        <m:oMathPr>
+          <m:ctrlPr>
+            <w:rPr>
+              <w:sz w:val="28"/>
+              <w:szCs w:val="28"/>
+            </w:rPr>
+          </m:ctrlPr>
+        </m:oMathPr>
         <m:r>
           <m:rPr>
             <m:sty m:val="p"/>
@@ -20221,6 +21975,14 @@
         <w:t xml:space="preserve">、</w:t>
       </w:r>
       <m:oMath>
+        <m:oMathPr>
+          <m:ctrlPr>
+            <w:rPr>
+              <w:sz w:val="28"/>
+              <w:szCs w:val="28"/>
+            </w:rPr>
+          </m:ctrlPr>
+        </m:oMathPr>
         <m:r>
           <m:rPr>
             <m:sty m:val="p"/>
@@ -20325,6 +22087,14 @@
         <w:t xml:space="preserve"> </w:t>
       </w:r>
       <m:oMath>
+        <m:oMathPr>
+          <m:ctrlPr>
+            <w:rPr>
+              <w:sz w:val="28"/>
+              <w:szCs w:val="28"/>
+            </w:rPr>
+          </m:ctrlPr>
+        </m:oMathPr>
         <m:r>
           <m:t>t</m:t>
         </m:r>
@@ -20537,7 +22307,7 @@
           <w:p>
             <w:pPr>
               <w:pStyle w:val="Compact"/>
-              <w:jc w:val="left"/>
+              <w:jc w:val="center"/>
             </w:pPr>
             <w:r>
               <w:rPr>
@@ -20545,34 +22315,6 @@
                 <w:b/>
               </w:rPr>
               <w:t xml:space="preserve">化合物</w:t>
-            </w:r>
-          </w:p>
-        </w:tc>
-        <w:tc>
-          <w:tcPr/>
-          <w:p>
-            <w:pPr>
-              <w:pStyle w:val="Compact"/>
-              <w:jc w:val="left"/>
-            </w:pPr>
-            <m:oMath>
-              <m:r>
-                <m:t>t</m:t>
-              </m:r>
-            </m:oMath>
-            <w:r>
-              <w:rPr>
-                <w:rFonts w:ascii="Times New Roman" w:hAnsi="Times New Roman" w:eastAsia="SimHei"/>
-                <w:b/>
-              </w:rPr>
-              <w:t xml:space="preserve"> </w:t>
-            </w:r>
-            <w:r>
-              <w:rPr>
-                <w:rFonts w:hint="eastAsia" w:ascii="Times New Roman" w:hAnsi="Times New Roman" w:eastAsia="SimHei"/>
-                <w:b/>
-              </w:rPr>
-              <w:t xml:space="preserve">计算</w:t>
             </w:r>
           </w:p>
         </w:tc>
@@ -20600,7 +22342,7 @@
                 <w:rFonts w:hint="eastAsia" w:ascii="Times New Roman" w:hAnsi="Times New Roman" w:eastAsia="SimHei"/>
                 <w:b/>
               </w:rPr>
-              <w:t xml:space="preserve">值</w:t>
+              <w:t xml:space="preserve">计算</w:t>
             </w:r>
           </w:p>
         </w:tc>
@@ -20609,7 +22351,35 @@
           <w:p>
             <w:pPr>
               <w:pStyle w:val="Compact"/>
-              <w:jc w:val="left"/>
+              <w:jc w:val="center"/>
+            </w:pPr>
+            <m:oMath>
+              <m:r>
+                <m:t>t</m:t>
+              </m:r>
+            </m:oMath>
+            <w:r>
+              <w:rPr>
+                <w:rFonts w:ascii="Times New Roman" w:hAnsi="Times New Roman" w:eastAsia="SimHei"/>
+                <w:b/>
+              </w:rPr>
+              <w:t xml:space="preserve"> </w:t>
+            </w:r>
+            <w:r>
+              <w:rPr>
+                <w:rFonts w:hint="eastAsia" w:ascii="Times New Roman" w:hAnsi="Times New Roman" w:eastAsia="SimHei"/>
+                <w:b/>
+              </w:rPr>
+              <w:t xml:space="preserve">值</w:t>
+            </w:r>
+          </w:p>
+        </w:tc>
+        <w:tc>
+          <w:tcPr/>
+          <w:p>
+            <w:pPr>
+              <w:pStyle w:val="Compact"/>
+              <w:jc w:val="center"/>
             </w:pPr>
             <w:r>
               <w:rPr>
@@ -20627,7 +22397,7 @@
           <w:p>
             <w:pPr>
               <w:pStyle w:val="Compact"/>
-              <w:jc w:val="left"/>
+              <w:jc w:val="center"/>
             </w:pPr>
             <m:oMath>
               <m:r>
@@ -20680,7 +22450,7 @@
           <w:p>
             <w:pPr>
               <w:pStyle w:val="Compact"/>
-              <w:jc w:val="left"/>
+              <w:jc w:val="center"/>
             </w:pPr>
             <m:oMath>
               <m:r>
@@ -20777,7 +22547,7 @@
           <w:p>
             <w:pPr>
               <w:pStyle w:val="Compact"/>
-              <w:jc w:val="left"/>
+              <w:jc w:val="center"/>
             </w:pPr>
             <w:r>
               <w:rPr>
@@ -20794,7 +22564,7 @@
           <w:p>
             <w:pPr>
               <w:pStyle w:val="Compact"/>
-              <w:jc w:val="left"/>
+              <w:jc w:val="center"/>
             </w:pPr>
             <m:oMath>
               <m:r>
@@ -20847,7 +22617,7 @@
           <w:p>
             <w:pPr>
               <w:pStyle w:val="Compact"/>
-              <w:jc w:val="left"/>
+              <w:jc w:val="center"/>
             </w:pPr>
             <m:oMath>
               <m:r>
@@ -20944,7 +22714,7 @@
           <w:p>
             <w:pPr>
               <w:pStyle w:val="Compact"/>
-              <w:jc w:val="left"/>
+              <w:jc w:val="center"/>
             </w:pPr>
             <w:r>
               <w:rPr>
@@ -20961,7 +22731,7 @@
           <w:p>
             <w:pPr>
               <w:pStyle w:val="Compact"/>
-              <w:jc w:val="left"/>
+              <w:jc w:val="center"/>
             </w:pPr>
             <m:oMath>
               <m:r>
@@ -21014,7 +22784,7 @@
           <w:p>
             <w:pPr>
               <w:pStyle w:val="Compact"/>
-              <w:jc w:val="left"/>
+              <w:jc w:val="center"/>
             </w:pPr>
             <m:oMath>
               <m:r>
@@ -21111,7 +22881,7 @@
           <w:p>
             <w:pPr>
               <w:pStyle w:val="Compact"/>
-              <w:jc w:val="left"/>
+              <w:jc w:val="center"/>
             </w:pPr>
             <w:r>
               <w:rPr>
@@ -21132,6 +22902,14 @@
         </w:numPr>
       </w:pPr>
       <m:oMath>
+        <m:oMathPr>
+          <m:ctrlPr>
+            <w:rPr>
+              <w:sz w:val="28"/>
+              <w:szCs w:val="28"/>
+            </w:rPr>
+          </m:ctrlPr>
+        </m:oMathPr>
         <m:r>
           <m:rPr>
             <m:sty m:val="p"/>
@@ -21205,6 +22983,14 @@
         <w:t xml:space="preserve">原因：</w:t>
       </w:r>
       <m:oMath>
+        <m:oMathPr>
+          <m:ctrlPr>
+            <w:rPr>
+              <w:sz w:val="28"/>
+              <w:szCs w:val="28"/>
+            </w:rPr>
+          </m:ctrlPr>
+        </m:oMathPr>
         <m:r>
           <m:t>t</m:t>
         </m:r>
@@ -21237,6 +23023,14 @@
         <w:t xml:space="preserve">1，</w:t>
       </w:r>
       <m:oMath>
+        <m:oMathPr>
+          <m:ctrlPr>
+            <w:rPr>
+              <w:sz w:val="28"/>
+              <w:szCs w:val="28"/>
+            </w:rPr>
+          </m:ctrlPr>
+        </m:oMathPr>
         <m:r>
           <m:rPr>
             <m:sty m:val="p"/>
@@ -21353,6 +23147,14 @@
         <w:t xml:space="preserve">铁电性。</w:t>
       </w:r>
       <m:oMath>
+        <m:oMathPr>
+          <m:ctrlPr>
+            <w:rPr>
+              <w:sz w:val="28"/>
+              <w:szCs w:val="28"/>
+            </w:rPr>
+          </m:ctrlPr>
+        </m:oMathPr>
         <m:r>
           <m:rPr>
             <m:sty m:val="p"/>
@@ -21403,6 +23205,14 @@
         <w:t xml:space="preserve">（</w:t>
       </w:r>
       <m:oMath>
+        <m:oMathPr>
+          <m:ctrlPr>
+            <w:rPr>
+              <w:sz w:val="28"/>
+              <w:szCs w:val="28"/>
+            </w:rPr>
+          </m:ctrlPr>
+        </m:oMathPr>
         <m:r>
           <m:t>t</m:t>
         </m:r>
@@ -21460,6 +23270,14 @@
         <w:t xml:space="preserve">：见上表。</w:t>
       </w:r>
       <m:oMath>
+        <m:oMathPr>
+          <m:ctrlPr>
+            <w:rPr>
+              <w:sz w:val="28"/>
+              <w:szCs w:val="28"/>
+            </w:rPr>
+          </m:ctrlPr>
+        </m:oMathPr>
         <m:r>
           <m:rPr>
             <m:sty m:val="p"/>
@@ -21520,8 +23338,8 @@
         </w:pict>
       </w:r>
     </w:p>
-    <w:bookmarkEnd w:id="44"/>
-    <w:bookmarkStart w:id="45" w:name="例-5-非化学计量-电荷补偿计算"/>
+    <w:bookmarkEnd w:id="56"/>
+    <w:bookmarkStart w:id="57" w:name="例-5-非化学计量-电荷补偿计算"/>
     <w:p>
       <w:pPr>
         <w:pStyle w:val="Heading3"/>
@@ -21576,6 +23394,14 @@
         <w:t xml:space="preserve"> </w:t>
       </w:r>
       <m:oMath>
+        <m:oMathPr>
+          <m:ctrlPr>
+            <w:rPr>
+              <w:sz w:val="28"/>
+              <w:szCs w:val="28"/>
+            </w:rPr>
+          </m:ctrlPr>
+        </m:oMathPr>
         <m:r>
           <m:rPr>
             <m:sty m:val="p"/>
@@ -21629,6 +23455,14 @@
         <w:t xml:space="preserve"> </w:t>
       </w:r>
       <m:oMath>
+        <m:oMathPr>
+          <m:ctrlPr>
+            <w:rPr>
+              <w:sz w:val="28"/>
+              <w:szCs w:val="28"/>
+            </w:rPr>
+          </m:ctrlPr>
+        </m:oMathPr>
         <m:r>
           <m:t>a</m:t>
         </m:r>
@@ -21846,6 +23680,14 @@
         <w:t xml:space="preserve"> </w:t>
       </w:r>
       <m:oMath>
+        <m:oMathPr>
+          <m:ctrlPr>
+            <w:rPr>
+              <w:sz w:val="28"/>
+              <w:szCs w:val="28"/>
+            </w:rPr>
+          </m:ctrlPr>
+        </m:oMathPr>
         <m:r>
           <m:rPr>
             <m:sty m:val="p"/>
@@ -21928,6 +23770,14 @@
         <w:t xml:space="preserve">（</w:t>
       </w:r>
       <m:oMath>
+        <m:oMathPr>
+          <m:ctrlPr>
+            <w:rPr>
+              <w:sz w:val="28"/>
+              <w:szCs w:val="28"/>
+            </w:rPr>
+          </m:ctrlPr>
+        </m:oMathPr>
         <m:r>
           <m:t>a</m:t>
         </m:r>
@@ -22037,6 +23887,14 @@
         <w:t xml:space="preserve"> </w:t>
       </w:r>
       <m:oMath>
+        <m:oMathPr>
+          <m:ctrlPr>
+            <w:rPr>
+              <w:sz w:val="28"/>
+              <w:szCs w:val="28"/>
+            </w:rPr>
+          </m:ctrlPr>
+        </m:oMathPr>
         <m:r>
           <m:rPr>
             <m:sty m:val="p"/>
@@ -22200,6 +24058,14 @@
         <w:t xml:space="preserve">总铁量：</w:t>
       </w:r>
       <m:oMath>
+        <m:oMathPr>
+          <m:ctrlPr>
+            <w:rPr>
+              <w:sz w:val="28"/>
+              <w:szCs w:val="28"/>
+            </w:rPr>
+          </m:ctrlPr>
+        </m:oMathPr>
         <m:r>
           <m:rPr>
             <m:sty m:val="p"/>
@@ -22268,6 +24134,14 @@
         <w:t xml:space="preserve"> </w:t>
       </w:r>
       <m:oMath>
+        <m:oMathPr>
+          <m:ctrlPr>
+            <w:rPr>
+              <w:sz w:val="28"/>
+              <w:szCs w:val="28"/>
+            </w:rPr>
+          </m:ctrlPr>
+        </m:oMathPr>
         <m:r>
           <m:t>1</m:t>
         </m:r>
@@ -22300,6 +24174,14 @@
         <w:t xml:space="preserve"> </w:t>
       </w:r>
       <m:oMath>
+        <m:oMathPr>
+          <m:ctrlPr>
+            <w:rPr>
+              <w:sz w:val="28"/>
+              <w:szCs w:val="28"/>
+            </w:rPr>
+          </m:ctrlPr>
+        </m:oMathPr>
         <m:r>
           <m:t>x</m:t>
         </m:r>
@@ -22363,6 +24245,14 @@
         <w:t xml:space="preserve">占比：</w:t>
       </w:r>
       <m:oMath>
+        <m:oMathPr>
+          <m:ctrlPr>
+            <w:rPr>
+              <w:sz w:val="28"/>
+              <w:szCs w:val="28"/>
+            </w:rPr>
+          </m:ctrlPr>
+        </m:oMathPr>
         <m:f>
           <m:fPr>
             <m:type m:val="bar"/>
@@ -22442,6 +24332,14 @@
         <w:t xml:space="preserve">化学式：</w:t>
       </w:r>
       <m:oMath>
+        <m:oMathPr>
+          <m:ctrlPr>
+            <w:rPr>
+              <w:sz w:val="28"/>
+              <w:szCs w:val="28"/>
+            </w:rPr>
+          </m:ctrlPr>
+        </m:oMathPr>
         <m:r>
           <m:rPr>
             <m:sty m:val="p"/>
@@ -22555,6 +24453,14 @@
         <w:t xml:space="preserve">电荷验算：</w:t>
       </w:r>
       <m:oMath>
+        <m:oMathPr>
+          <m:ctrlPr>
+            <w:rPr>
+              <w:sz w:val="28"/>
+              <w:szCs w:val="28"/>
+            </w:rPr>
+          </m:ctrlPr>
+        </m:oMathPr>
         <m:r>
           <m:t>0.76</m:t>
         </m:r>
@@ -22695,6 +24601,14 @@
         <w:t xml:space="preserve">，</w:t>
       </w:r>
       <m:oMath>
+        <m:oMathPr>
+          <m:ctrlPr>
+            <w:rPr>
+              <w:sz w:val="28"/>
+              <w:szCs w:val="28"/>
+            </w:rPr>
+          </m:ctrlPr>
+        </m:oMathPr>
         <m:r>
           <m:t>M</m:t>
         </m:r>
@@ -22715,6 +24629,14 @@
         <w:t xml:space="preserve">）：</w:t>
       </w:r>
       <m:oMath>
+        <m:oMathPr>
+          <m:ctrlPr>
+            <w:rPr>
+              <w:sz w:val="28"/>
+              <w:szCs w:val="28"/>
+            </w:rPr>
+          </m:ctrlPr>
+        </m:oMathPr>
         <m:sSub>
           <m:e>
             <m:r>
@@ -22890,6 +24812,14 @@
         <w:pStyle w:val="BodyText"/>
       </w:pPr>
       <m:oMath>
+        <m:oMathPr>
+          <m:ctrlPr>
+            <w:rPr>
+              <w:sz w:val="28"/>
+              <w:szCs w:val="28"/>
+            </w:rPr>
+          </m:ctrlPr>
+        </m:oMathPr>
         <m:r>
           <m:rPr>
             <m:sty m:val="p"/>
@@ -22934,6 +24864,14 @@
         <w:t xml:space="preserve"> </w:t>
       </w:r>
       <m:oMath>
+        <m:oMathPr>
+          <m:ctrlPr>
+            <w:rPr>
+              <w:sz w:val="28"/>
+              <w:szCs w:val="28"/>
+            </w:rPr>
+          </m:ctrlPr>
+        </m:oMathPr>
         <m:r>
           <m:t>4</m:t>
         </m:r>
@@ -22996,6 +24934,14 @@
         <w:t xml:space="preserve"> </w:t>
       </w:r>
       <m:oMath>
+        <m:oMathPr>
+          <m:ctrlPr>
+            <w:rPr>
+              <w:sz w:val="28"/>
+              <w:szCs w:val="28"/>
+            </w:rPr>
+          </m:ctrlPr>
+        </m:oMathPr>
         <m:sSub>
           <m:e>
             <m:r>
@@ -23106,6 +25052,14 @@
         <w:pStyle w:val="BodyText"/>
       </w:pPr>
       <m:oMath>
+        <m:oMathPr>
+          <m:ctrlPr>
+            <w:rPr>
+              <w:sz w:val="28"/>
+              <w:szCs w:val="28"/>
+            </w:rPr>
+          </m:ctrlPr>
+        </m:oMathPr>
         <m:r>
           <m:t>ρ</m:t>
         </m:r>
@@ -23281,6 +25235,14 @@
         <w:pStyle w:val="BodyText"/>
       </w:pPr>
       <m:oMath>
+        <m:oMathPr>
+          <m:ctrlPr>
+            <w:rPr>
+              <w:sz w:val="28"/>
+              <w:szCs w:val="28"/>
+            </w:rPr>
+          </m:ctrlPr>
+        </m:oMathPr>
         <m:r>
           <m:t>ρ</m:t>
         </m:r>
@@ -23422,6 +25384,14 @@
         <w:t xml:space="preserve"> </w:t>
       </w:r>
       <m:oMath>
+        <m:oMathPr>
+          <m:ctrlPr>
+            <w:rPr>
+              <w:sz w:val="28"/>
+              <w:szCs w:val="28"/>
+            </w:rPr>
+          </m:ctrlPr>
+        </m:oMathPr>
         <m:r>
           <m:rPr>
             <m:sty m:val="p"/>
@@ -23466,6 +25436,14 @@
         <w:t xml:space="preserve"> </w:t>
       </w:r>
       <m:oMath>
+        <m:oMathPr>
+          <m:ctrlPr>
+            <w:rPr>
+              <w:sz w:val="28"/>
+              <w:szCs w:val="28"/>
+            </w:rPr>
+          </m:ctrlPr>
+        </m:oMathPr>
         <m:r>
           <m:t>ρ</m:t>
         </m:r>
@@ -23566,6 +25544,14 @@
         <w:t xml:space="preserve"> </w:t>
       </w:r>
       <m:oMath>
+        <m:oMathPr>
+          <m:ctrlPr>
+            <w:rPr>
+              <w:sz w:val="28"/>
+              <w:szCs w:val="28"/>
+            </w:rPr>
+          </m:ctrlPr>
+        </m:oMathPr>
         <m:r>
           <m:t>5.99</m:t>
         </m:r>
@@ -23629,9 +25615,9 @@
         </w:pict>
       </w:r>
     </w:p>
-    <w:bookmarkEnd w:id="45"/>
-    <w:bookmarkEnd w:id="46"/>
-    <w:bookmarkStart w:id="47" w:name="七常见误区"/>
+    <w:bookmarkEnd w:id="57"/>
+    <w:bookmarkEnd w:id="58"/>
+    <w:bookmarkStart w:id="59" w:name="七常见误区"/>
     <w:p>
       <w:pPr>
         <w:pStyle w:val="Heading2"/>
@@ -23663,7 +25649,7 @@
           <w:p>
             <w:pPr>
               <w:pStyle w:val="Compact"/>
-              <w:jc w:val="left"/>
+              <w:jc w:val="center"/>
             </w:pPr>
             <w:r>
               <w:rPr>
@@ -23679,7 +25665,7 @@
           <w:p>
             <w:pPr>
               <w:pStyle w:val="Compact"/>
-              <w:jc w:val="left"/>
+              <w:jc w:val="center"/>
             </w:pPr>
             <w:r>
               <w:rPr>
@@ -23697,7 +25683,7 @@
           <w:p>
             <w:pPr>
               <w:pStyle w:val="Compact"/>
-              <w:jc w:val="left"/>
+              <w:jc w:val="center"/>
             </w:pPr>
             <w:r>
               <w:rPr>
@@ -23784,7 +25770,7 @@
           <w:p>
             <w:pPr>
               <w:pStyle w:val="Compact"/>
-              <w:jc w:val="left"/>
+              <w:jc w:val="center"/>
             </w:pPr>
             <m:oMath>
               <m:r>
@@ -23893,7 +25879,7 @@
           <w:p>
             <w:pPr>
               <w:pStyle w:val="Compact"/>
-              <w:jc w:val="left"/>
+              <w:jc w:val="center"/>
             </w:pPr>
             <w:r>
               <w:rPr>
@@ -23936,7 +25922,7 @@
           <w:p>
             <w:pPr>
               <w:pStyle w:val="Compact"/>
-              <w:jc w:val="left"/>
+              <w:jc w:val="center"/>
             </w:pPr>
             <w:r>
               <w:rPr>
@@ -23965,7 +25951,7 @@
           <w:p>
             <w:pPr>
               <w:pStyle w:val="Compact"/>
-              <w:jc w:val="left"/>
+              <w:jc w:val="center"/>
             </w:pPr>
             <w:r>
               <w:rPr>
@@ -24020,7 +26006,7 @@
           <w:p>
             <w:pPr>
               <w:pStyle w:val="Compact"/>
-              <w:jc w:val="left"/>
+              <w:jc w:val="center"/>
             </w:pPr>
             <w:r>
               <w:rPr>
@@ -24077,7 +26063,7 @@
           <w:p>
             <w:pPr>
               <w:pStyle w:val="Compact"/>
-              <w:jc w:val="left"/>
+              <w:jc w:val="center"/>
             </w:pPr>
             <w:r>
               <w:rPr>
@@ -24114,7 +26100,7 @@
           <w:p>
             <w:pPr>
               <w:pStyle w:val="Compact"/>
-              <w:jc w:val="left"/>
+              <w:jc w:val="center"/>
             </w:pPr>
             <w:r>
               <w:rPr>
@@ -24375,7 +26361,7 @@
           <w:p>
             <w:pPr>
               <w:pStyle w:val="Compact"/>
-              <w:jc w:val="left"/>
+              <w:jc w:val="center"/>
             </w:pPr>
             <w:r>
               <w:rPr>
@@ -24447,7 +26433,7 @@
           <w:p>
             <w:pPr>
               <w:pStyle w:val="Compact"/>
-              <w:jc w:val="left"/>
+              <w:jc w:val="center"/>
             </w:pPr>
             <m:oMath>
               <m:r>
@@ -24603,7 +26589,7 @@
           <w:p>
             <w:pPr>
               <w:pStyle w:val="Compact"/>
-              <w:jc w:val="left"/>
+              <w:jc w:val="center"/>
             </w:pPr>
             <w:r>
               <w:rPr>
@@ -24640,7 +26626,7 @@
           <w:p>
             <w:pPr>
               <w:pStyle w:val="Compact"/>
-              <w:jc w:val="left"/>
+              <w:jc w:val="center"/>
             </w:pPr>
             <w:r>
               <w:rPr>
@@ -24691,8 +26677,8 @@
         </w:pict>
       </w:r>
     </w:p>
-    <w:bookmarkEnd w:id="47"/>
-    <w:bookmarkStart w:id="51" w:name="八方法总结"/>
+    <w:bookmarkEnd w:id="59"/>
+    <w:bookmarkStart w:id="63" w:name="八方法总结"/>
     <w:p>
       <w:pPr>
         <w:pStyle w:val="Heading2"/>
@@ -24704,7 +26690,7 @@
         <w:t xml:space="preserve">八、方法总结</w:t>
       </w:r>
     </w:p>
-    <w:bookmarkStart w:id="48" w:name="晶体结构深化分析三步法"/>
+    <w:bookmarkStart w:id="60" w:name="晶体结构深化分析三步法"/>
     <w:p>
       <w:pPr>
         <w:pStyle w:val="Heading3"/>
@@ -25023,8 +27009,8 @@
         <w:t xml:space="preserve">推点阵类型</w:t>
       </w:r>
     </w:p>
-    <w:bookmarkEnd w:id="48"/>
-    <w:bookmarkStart w:id="49" w:name="钙钛矿分析流程"/>
+    <w:bookmarkEnd w:id="60"/>
+    <w:bookmarkStart w:id="61" w:name="钙钛矿分析流程"/>
     <w:p>
       <w:pPr>
         <w:pStyle w:val="Heading3"/>
@@ -25147,8 +27133,8 @@
         <w:t xml:space="preserve">非钙钛矿结构</w:t>
       </w:r>
     </w:p>
-    <w:bookmarkEnd w:id="49"/>
-    <w:bookmarkStart w:id="50" w:name="晶格能比较原则"/>
+    <w:bookmarkEnd w:id="61"/>
+    <w:bookmarkStart w:id="62" w:name="晶格能比较原则"/>
     <w:p>
       <w:pPr>
         <w:pStyle w:val="Heading3"/>
@@ -25167,6 +27153,12 @@
       <m:oMathPara>
         <m:oMathParaPr>
           <m:jc m:val="center"/>
+          <m:ctrlPr>
+            <w:rPr>
+              <w:sz w:val="28"/>
+              <w:szCs w:val="28"/>
+            </w:rPr>
+          </m:ctrlPr>
         </m:oMathParaPr>
         <m:oMath>
           <m:r>
@@ -25277,6 +27269,14 @@
         <w:t xml:space="preserve">：</w:t>
       </w:r>
       <m:oMath>
+        <m:oMathPr>
+          <m:ctrlPr>
+            <w:rPr>
+              <w:sz w:val="28"/>
+              <w:szCs w:val="28"/>
+            </w:rPr>
+          </m:ctrlPr>
+        </m:oMathPr>
         <m:r>
           <m:t>U</m:t>
         </m:r>
@@ -25427,6 +27427,14 @@
         <w:t xml:space="preserve"> </w:t>
       </w:r>
       <m:oMath>
+        <m:oMathPr>
+          <m:ctrlPr>
+            <w:rPr>
+              <w:sz w:val="28"/>
+              <w:szCs w:val="28"/>
+            </w:rPr>
+          </m:ctrlPr>
+        </m:oMathPr>
         <m:sSup>
           <m:e>
             <m:r>
@@ -25526,9 +27534,9 @@
         </w:pict>
       </w:r>
     </w:p>
-    <w:bookmarkEnd w:id="50"/>
-    <w:bookmarkEnd w:id="51"/>
-    <w:bookmarkStart w:id="52" w:name="九速查卡"/>
+    <w:bookmarkEnd w:id="62"/>
+    <w:bookmarkEnd w:id="63"/>
+    <w:bookmarkStart w:id="64" w:name="九速查卡"/>
     <w:p>
       <w:pPr>
         <w:pStyle w:val="Heading2"/>
@@ -25561,7 +27569,7 @@
           <w:p>
             <w:pPr>
               <w:pStyle w:val="Compact"/>
-              <w:jc w:val="left"/>
+              <w:jc w:val="center"/>
             </w:pPr>
             <w:r>
               <w:rPr>
@@ -25577,7 +27585,7 @@
           <w:p>
             <w:pPr>
               <w:pStyle w:val="Compact"/>
-              <w:jc w:val="left"/>
+              <w:jc w:val="center"/>
             </w:pPr>
             <w:r>
               <w:rPr>
@@ -25593,7 +27601,7 @@
           <w:p>
             <w:pPr>
               <w:pStyle w:val="Compact"/>
-              <w:jc w:val="left"/>
+              <w:jc w:val="center"/>
             </w:pPr>
             <w:r>
               <w:rPr>
@@ -25611,7 +27619,7 @@
           <w:p>
             <w:pPr>
               <w:pStyle w:val="Compact"/>
-              <w:jc w:val="left"/>
+              <w:jc w:val="center"/>
             </w:pPr>
             <w:r>
               <w:rPr>
@@ -25636,7 +27644,7 @@
           <w:p>
             <w:pPr>
               <w:pStyle w:val="Compact"/>
-              <w:jc w:val="left"/>
+              <w:jc w:val="center"/>
             </w:pPr>
             <m:oMath>
               <m:r>
@@ -25674,7 +27682,7 @@
           <w:p>
             <w:pPr>
               <w:pStyle w:val="Compact"/>
-              <w:jc w:val="left"/>
+              <w:jc w:val="center"/>
             </w:pPr>
             <w:r>
               <w:rPr>
@@ -25816,7 +27824,7 @@
           <w:p>
             <w:pPr>
               <w:pStyle w:val="Compact"/>
-              <w:jc w:val="left"/>
+              <w:jc w:val="center"/>
             </w:pPr>
             <w:r>
               <w:rPr>
@@ -25833,7 +27841,7 @@
           <w:p>
             <w:pPr>
               <w:pStyle w:val="Compact"/>
-              <w:jc w:val="left"/>
+              <w:jc w:val="center"/>
             </w:pPr>
             <w:r>
               <w:rPr>
@@ -25936,7 +27944,7 @@
           <w:p>
             <w:pPr>
               <w:pStyle w:val="Compact"/>
-              <w:jc w:val="left"/>
+              <w:jc w:val="center"/>
             </w:pPr>
             <w:r>
               <w:rPr>
@@ -25953,7 +27961,7 @@
           <w:p>
             <w:pPr>
               <w:pStyle w:val="Compact"/>
-              <w:jc w:val="left"/>
+              <w:jc w:val="center"/>
             </w:pPr>
             <w:r>
               <w:rPr>
@@ -25970,7 +27978,7 @@
           <w:p>
             <w:pPr>
               <w:pStyle w:val="Compact"/>
-              <w:jc w:val="left"/>
+              <w:jc w:val="center"/>
             </w:pPr>
             <m:oMath>
               <m:r>
@@ -26122,7 +28130,7 @@
           <w:p>
             <w:pPr>
               <w:pStyle w:val="Compact"/>
-              <w:jc w:val="left"/>
+              <w:jc w:val="center"/>
             </w:pPr>
             <w:r>
               <w:rPr>
@@ -26168,7 +28176,7 @@
           <w:p>
             <w:pPr>
               <w:pStyle w:val="Compact"/>
-              <w:jc w:val="left"/>
+              <w:jc w:val="center"/>
             </w:pPr>
             <w:r>
               <w:rPr>
@@ -26193,7 +28201,7 @@
           <w:p>
             <w:pPr>
               <w:pStyle w:val="Compact"/>
-              <w:jc w:val="left"/>
+              <w:jc w:val="center"/>
             </w:pPr>
             <m:oMath>
               <m:r>
@@ -26251,7 +28259,7 @@
           <w:p>
             <w:pPr>
               <w:pStyle w:val="Compact"/>
-              <w:jc w:val="left"/>
+              <w:jc w:val="center"/>
             </w:pPr>
             <w:r>
               <w:rPr>
@@ -26292,7 +28300,7 @@
           <w:p>
             <w:pPr>
               <w:pStyle w:val="Compact"/>
-              <w:jc w:val="left"/>
+              <w:jc w:val="center"/>
             </w:pPr>
             <w:r>
               <w:rPr>
@@ -26317,7 +28325,7 @@
           <w:p>
             <w:pPr>
               <w:pStyle w:val="Compact"/>
-              <w:jc w:val="left"/>
+              <w:jc w:val="center"/>
             </w:pPr>
             <m:oMath>
               <m:r>
@@ -26427,7 +28435,7 @@
           <w:p>
             <w:pPr>
               <w:pStyle w:val="Compact"/>
-              <w:jc w:val="left"/>
+              <w:jc w:val="center"/>
             </w:pPr>
             <w:r>
               <w:rPr>
@@ -26462,7 +28470,7 @@
           <w:p>
             <w:pPr>
               <w:pStyle w:val="Compact"/>
-              <w:jc w:val="left"/>
+              <w:jc w:val="center"/>
             </w:pPr>
             <w:r>
               <w:rPr>
@@ -26487,7 +28495,7 @@
           <w:p>
             <w:pPr>
               <w:pStyle w:val="Compact"/>
-              <w:jc w:val="left"/>
+              <w:jc w:val="center"/>
             </w:pPr>
             <w:r>
               <w:rPr>
@@ -26556,7 +28564,7 @@
           <w:p>
             <w:pPr>
               <w:pStyle w:val="Compact"/>
-              <w:jc w:val="left"/>
+              <w:jc w:val="center"/>
             </w:pPr>
             <w:r>
               <w:rPr>
@@ -26585,7 +28593,7 @@
           <w:p>
             <w:pPr>
               <w:pStyle w:val="Compact"/>
-              <w:jc w:val="left"/>
+              <w:jc w:val="center"/>
             </w:pPr>
             <w:r>
               <w:rPr>
@@ -26610,7 +28618,7 @@
           <w:p>
             <w:pPr>
               <w:pStyle w:val="Compact"/>
-              <w:jc w:val="left"/>
+              <w:jc w:val="center"/>
             </w:pPr>
             <w:r>
               <w:rPr>
@@ -26679,7 +28687,7 @@
           <w:p>
             <w:pPr>
               <w:pStyle w:val="Compact"/>
-              <w:jc w:val="left"/>
+              <w:jc w:val="center"/>
             </w:pPr>
             <w:r>
               <w:rPr>
@@ -26708,7 +28716,7 @@
           <w:p>
             <w:pPr>
               <w:pStyle w:val="Compact"/>
-              <w:jc w:val="left"/>
+              <w:jc w:val="center"/>
             </w:pPr>
             <w:r>
               <w:rPr>
@@ -26725,7 +28733,7 @@
           <w:p>
             <w:pPr>
               <w:pStyle w:val="Compact"/>
-              <w:jc w:val="left"/>
+              <w:jc w:val="center"/>
             </w:pPr>
             <m:oMath>
               <m:r>
@@ -26858,7 +28866,7 @@
           <w:p>
             <w:pPr>
               <w:pStyle w:val="Compact"/>
-              <w:jc w:val="left"/>
+              <w:jc w:val="center"/>
             </w:pPr>
             <m:oMath>
               <m:r>
@@ -26904,7 +28912,7 @@
           <w:p>
             <w:pPr>
               <w:pStyle w:val="Compact"/>
-              <w:jc w:val="left"/>
+              <w:jc w:val="center"/>
             </w:pPr>
             <w:r>
               <w:rPr>
@@ -26921,7 +28929,7 @@
           <w:p>
             <w:pPr>
               <w:pStyle w:val="Compact"/>
-              <w:jc w:val="left"/>
+              <w:jc w:val="center"/>
             </w:pPr>
             <w:r>
               <w:rPr>
@@ -26954,7 +28962,7 @@
           <w:p>
             <w:pPr>
               <w:pStyle w:val="Compact"/>
-              <w:jc w:val="left"/>
+              <w:jc w:val="center"/>
             </w:pPr>
             <w:r>
               <w:rPr>
@@ -27001,7 +29009,7 @@
           <w:p>
             <w:pPr>
               <w:pStyle w:val="Compact"/>
-              <w:jc w:val="left"/>
+              <w:jc w:val="center"/>
             </w:pPr>
             <w:r>
               <w:rPr>
@@ -27018,7 +29026,7 @@
           <w:p>
             <w:pPr>
               <w:pStyle w:val="Compact"/>
-              <w:jc w:val="left"/>
+              <w:jc w:val="center"/>
             </w:pPr>
             <w:r>
               <w:rPr>
@@ -27045,7 +29053,7 @@
           <w:p>
             <w:pPr>
               <w:pStyle w:val="Compact"/>
-              <w:jc w:val="left"/>
+              <w:jc w:val="center"/>
             </w:pPr>
             <w:r>
               <w:rPr>
@@ -27094,8 +29102,8 @@
         </w:pict>
       </w:r>
     </w:p>
-    <w:bookmarkEnd w:id="52"/>
-    <w:bookmarkStart w:id="56" w:name="十练习题"/>
+    <w:bookmarkEnd w:id="64"/>
+    <w:bookmarkStart w:id="68" w:name="十练习题"/>
     <w:p>
       <w:pPr>
         <w:pStyle w:val="Heading2"/>
@@ -27107,7 +29115,7 @@
         <w:t xml:space="preserve">十、练习题</w:t>
       </w:r>
     </w:p>
-    <w:bookmarkStart w:id="53" w:name="基础巩固"/>
+    <w:bookmarkStart w:id="65" w:name="基础巩固"/>
     <w:p>
       <w:pPr>
         <w:pStyle w:val="Heading3"/>
@@ -27157,6 +29165,14 @@
         <w:t xml:space="preserve"> </w:t>
       </w:r>
       <m:oMath>
+        <m:oMathPr>
+          <m:ctrlPr>
+            <w:rPr>
+              <w:sz w:val="28"/>
+              <w:szCs w:val="28"/>
+            </w:rPr>
+          </m:ctrlPr>
+        </m:oMathPr>
         <m:r>
           <m:t>2</m:t>
         </m:r>
@@ -27192,6 +29208,14 @@
         <w:t xml:space="preserve">（</w:t>
       </w:r>
       <m:oMath>
+        <m:oMathPr>
+          <m:ctrlPr>
+            <w:rPr>
+              <w:sz w:val="28"/>
+              <w:szCs w:val="28"/>
+            </w:rPr>
+          </m:ctrlPr>
+        </m:oMathPr>
         <m:r>
           <m:t>λ</m:t>
         </m:r>
@@ -27313,6 +29337,14 @@
         <w:t xml:space="preserve"> </w:t>
       </w:r>
       <m:oMath>
+        <m:oMathPr>
+          <m:ctrlPr>
+            <w:rPr>
+              <w:sz w:val="28"/>
+              <w:szCs w:val="28"/>
+            </w:rPr>
+          </m:ctrlPr>
+        </m:oMathPr>
         <m:r>
           <m:rPr>
             <m:sty m:val="p"/>
@@ -27393,6 +29425,14 @@
         <w:t xml:space="preserve">，</w:t>
       </w:r>
       <m:oMath>
+        <m:oMathPr>
+          <m:ctrlPr>
+            <w:rPr>
+              <w:sz w:val="28"/>
+              <w:szCs w:val="28"/>
+            </w:rPr>
+          </m:ctrlPr>
+        </m:oMathPr>
         <m:r>
           <m:rPr>
             <m:sty m:val="p"/>
@@ -27456,6 +29496,14 @@
         <w:t xml:space="preserve">，</w:t>
       </w:r>
       <m:oMath>
+        <m:oMathPr>
+          <m:ctrlPr>
+            <w:rPr>
+              <w:sz w:val="28"/>
+              <w:szCs w:val="28"/>
+            </w:rPr>
+          </m:ctrlPr>
+        </m:oMathPr>
         <m:r>
           <m:rPr>
             <m:nor/>
@@ -27504,6 +29552,14 @@
         <w:t xml:space="preserve">，</w:t>
       </w:r>
       <m:oMath>
+        <m:oMathPr>
+          <m:ctrlPr>
+            <w:rPr>
+              <w:sz w:val="28"/>
+              <w:szCs w:val="28"/>
+            </w:rPr>
+          </m:ctrlPr>
+        </m:oMathPr>
         <m:f>
           <m:fPr>
             <m:type m:val="bar"/>
@@ -27582,6 +29638,14 @@
         <w:t xml:space="preserve">，</w:t>
       </w:r>
       <m:oMath>
+        <m:oMathPr>
+          <m:ctrlPr>
+            <w:rPr>
+              <w:sz w:val="28"/>
+              <w:szCs w:val="28"/>
+            </w:rPr>
+          </m:ctrlPr>
+        </m:oMathPr>
         <m:r>
           <m:rPr>
             <m:nor/>
@@ -27737,8 +29801,8 @@
         <w:t xml:space="preserve">中主要存在哪种本征缺陷？说明理由。</w:t>
       </w:r>
     </w:p>
-    <w:bookmarkEnd w:id="53"/>
-    <w:bookmarkStart w:id="54" w:name="提高训练"/>
+    <w:bookmarkEnd w:id="65"/>
+    <w:bookmarkStart w:id="66" w:name="提高训练"/>
     <w:p>
       <w:pPr>
         <w:pStyle w:val="Heading3"/>
@@ -27770,6 +29834,14 @@
         <w:t xml:space="preserve"> </w:t>
       </w:r>
       <m:oMath>
+        <m:oMathPr>
+          <m:ctrlPr>
+            <w:rPr>
+              <w:sz w:val="28"/>
+              <w:szCs w:val="28"/>
+            </w:rPr>
+          </m:ctrlPr>
+        </m:oMathPr>
         <m:r>
           <m:rPr>
             <m:sty m:val="p"/>
@@ -27826,6 +29898,14 @@
         <w:t xml:space="preserve"> </w:t>
       </w:r>
       <m:oMath>
+        <m:oMathPr>
+          <m:ctrlPr>
+            <w:rPr>
+              <w:sz w:val="28"/>
+              <w:szCs w:val="28"/>
+            </w:rPr>
+          </m:ctrlPr>
+        </m:oMathPr>
         <m:r>
           <m:t>r</m:t>
         </m:r>
@@ -27903,6 +29983,14 @@
         <w:t xml:space="preserve">，</w:t>
       </w:r>
       <m:oMath>
+        <m:oMathPr>
+          <m:ctrlPr>
+            <w:rPr>
+              <w:sz w:val="28"/>
+              <w:szCs w:val="28"/>
+            </w:rPr>
+          </m:ctrlPr>
+        </m:oMathPr>
         <m:r>
           <m:t>r</m:t>
         </m:r>
@@ -27980,6 +30068,14 @@
         <w:t xml:space="preserve">，</w:t>
       </w:r>
       <m:oMath>
+        <m:oMathPr>
+          <m:ctrlPr>
+            <w:rPr>
+              <w:sz w:val="28"/>
+              <w:szCs w:val="28"/>
+            </w:rPr>
+          </m:ctrlPr>
+        </m:oMathPr>
         <m:r>
           <m:t>r</m:t>
         </m:r>
@@ -28082,6 +30178,14 @@
         <w:t xml:space="preserve"> </w:t>
       </w:r>
       <m:oMath>
+        <m:oMathPr>
+          <m:ctrlPr>
+            <w:rPr>
+              <w:sz w:val="28"/>
+              <w:szCs w:val="28"/>
+            </w:rPr>
+          </m:ctrlPr>
+        </m:oMathPr>
         <m:r>
           <m:rPr>
             <m:sty m:val="p"/>
@@ -28311,6 +30415,14 @@
         <w:t xml:space="preserve"> </w:t>
       </w:r>
       <m:oMath>
+        <m:oMathPr>
+          <m:ctrlPr>
+            <w:rPr>
+              <w:sz w:val="28"/>
+              <w:szCs w:val="28"/>
+            </w:rPr>
+          </m:ctrlPr>
+        </m:oMathPr>
         <m:r>
           <m:t>3</m:t>
         </m:r>
@@ -28349,8 +30461,8 @@
         <w:t xml:space="preserve">。判断该晶体属于简单立方、体心立方还是面心立方点阵，并说明理由。</w:t>
       </w:r>
     </w:p>
-    <w:bookmarkEnd w:id="54"/>
-    <w:bookmarkStart w:id="55" w:name="挑战题"/>
+    <w:bookmarkEnd w:id="66"/>
+    <w:bookmarkStart w:id="67" w:name="挑战题"/>
     <w:p>
       <w:pPr>
         <w:pStyle w:val="Heading3"/>
@@ -28415,6 +30527,14 @@
         <w:t xml:space="preserve">室温下为体心四方结构（</w:t>
       </w:r>
       <m:oMath>
+        <m:oMathPr>
+          <m:ctrlPr>
+            <w:rPr>
+              <w:sz w:val="28"/>
+              <w:szCs w:val="28"/>
+            </w:rPr>
+          </m:ctrlPr>
+        </m:oMathPr>
         <m:r>
           <m:t>a</m:t>
         </m:r>
@@ -28450,6 +30570,14 @@
         <w:t xml:space="preserve">，</w:t>
       </w:r>
       <m:oMath>
+        <m:oMathPr>
+          <m:ctrlPr>
+            <w:rPr>
+              <w:sz w:val="28"/>
+              <w:szCs w:val="28"/>
+            </w:rPr>
+          </m:ctrlPr>
+        </m:oMathPr>
         <m:r>
           <m:t>c</m:t>
         </m:r>
@@ -28485,6 +30613,14 @@
         <w:t xml:space="preserve">），高温下转变为面心立方（</w:t>
       </w:r>
       <m:oMath>
+        <m:oMathPr>
+          <m:ctrlPr>
+            <w:rPr>
+              <w:sz w:val="28"/>
+              <w:szCs w:val="28"/>
+            </w:rPr>
+          </m:ctrlPr>
+        </m:oMathPr>
         <m:r>
           <m:t>a</m:t>
         </m:r>
@@ -28568,6 +30704,14 @@
         <w:t xml:space="preserve">的理论密度（</w:t>
       </w:r>
       <m:oMath>
+        <m:oMathPr>
+          <m:ctrlPr>
+            <w:rPr>
+              <w:sz w:val="28"/>
+              <w:szCs w:val="28"/>
+            </w:rPr>
+          </m:ctrlPr>
+        </m:oMathPr>
         <m:r>
           <m:t>M</m:t>
         </m:r>
@@ -28588,6 +30732,14 @@
         <w:t xml:space="preserve">，</w:t>
       </w:r>
       <m:oMath>
+        <m:oMathPr>
+          <m:ctrlPr>
+            <w:rPr>
+              <w:sz w:val="28"/>
+              <w:szCs w:val="28"/>
+            </w:rPr>
+          </m:ctrlPr>
+        </m:oMathPr>
         <m:sSub>
           <m:e>
             <m:r>
@@ -28659,6 +30811,14 @@
         </w:numPr>
       </w:pPr>
       <m:oMath>
+        <m:oMathPr>
+          <m:ctrlPr>
+            <w:rPr>
+              <w:sz w:val="28"/>
+              <w:szCs w:val="28"/>
+            </w:rPr>
+          </m:ctrlPr>
+        </m:oMathPr>
         <m:r>
           <m:rPr>
             <m:sty m:val="p"/>
@@ -28703,6 +30863,14 @@
         <w:t xml:space="preserve"> </w:t>
       </w:r>
       <m:oMath>
+        <m:oMathPr>
+          <m:ctrlPr>
+            <w:rPr>
+              <w:sz w:val="28"/>
+              <w:szCs w:val="28"/>
+            </w:rPr>
+          </m:ctrlPr>
+        </m:oMathPr>
         <m:r>
           <m:t>a</m:t>
         </m:r>
@@ -28741,6 +30909,14 @@
         <w:t xml:space="preserve"> </w:t>
       </w:r>
       <m:oMath>
+        <m:oMathPr>
+          <m:ctrlPr>
+            <w:rPr>
+              <w:sz w:val="28"/>
+              <w:szCs w:val="28"/>
+            </w:rPr>
+          </m:ctrlPr>
+        </m:oMathPr>
         <m:r>
           <m:t>ρ</m:t>
         </m:r>
@@ -28833,6 +31009,14 @@
         <w:t xml:space="preserve">占铁总量的百分比。（原子量：</w:t>
       </w:r>
       <m:oMath>
+        <m:oMathPr>
+          <m:ctrlPr>
+            <w:rPr>
+              <w:sz w:val="28"/>
+              <w:szCs w:val="28"/>
+            </w:rPr>
+          </m:ctrlPr>
+        </m:oMathPr>
         <m:r>
           <m:rPr>
             <m:sty m:val="p"/>
@@ -28862,6 +31046,14 @@
         <w:t xml:space="preserve">，</w:t>
       </w:r>
       <m:oMath>
+        <m:oMathPr>
+          <m:ctrlPr>
+            <w:rPr>
+              <w:sz w:val="28"/>
+              <w:szCs w:val="28"/>
+            </w:rPr>
+          </m:ctrlPr>
+        </m:oMathPr>
         <m:r>
           <m:rPr>
             <m:sty m:val="p"/>
@@ -28892,9 +31084,9 @@
         </w:pict>
       </w:r>
     </w:p>
-    <w:bookmarkEnd w:id="55"/>
-    <w:bookmarkEnd w:id="56"/>
-    <w:bookmarkStart w:id="57" w:name="十一参考答案与提示"/>
+    <w:bookmarkEnd w:id="67"/>
+    <w:bookmarkEnd w:id="68"/>
+    <w:bookmarkStart w:id="69" w:name="十一参考答案与提示"/>
     <w:p>
       <w:pPr>
         <w:pStyle w:val="Heading2"/>
@@ -28934,6 +31126,14 @@
         </w:numPr>
       </w:pPr>
       <m:oMath>
+        <m:oMathPr>
+          <m:ctrlPr>
+            <w:rPr>
+              <w:sz w:val="28"/>
+              <w:szCs w:val="28"/>
+            </w:rPr>
+          </m:ctrlPr>
+        </m:oMathPr>
         <m:sSub>
           <m:e>
             <m:r>
@@ -29110,6 +31310,14 @@
         <w:t xml:space="preserve">。</w:t>
       </w:r>
       <m:oMath>
+        <m:oMathPr>
+          <m:ctrlPr>
+            <w:rPr>
+              <w:sz w:val="28"/>
+              <w:szCs w:val="28"/>
+            </w:rPr>
+          </m:ctrlPr>
+        </m:oMathPr>
         <m:r>
           <m:t>a</m:t>
         </m:r>
@@ -29185,6 +31393,14 @@
         </w:numPr>
       </w:pPr>
       <m:oMath>
+        <m:oMathPr>
+          <m:ctrlPr>
+            <w:rPr>
+              <w:sz w:val="28"/>
+              <w:szCs w:val="28"/>
+            </w:rPr>
+          </m:ctrlPr>
+        </m:oMathPr>
         <m:r>
           <m:t>U</m:t>
         </m:r>
@@ -29488,6 +31704,14 @@
         <w:t xml:space="preserve"> </w:t>
       </w:r>
       <m:oMath>
+        <m:oMathPr>
+          <m:ctrlPr>
+            <w:rPr>
+              <w:sz w:val="28"/>
+              <w:szCs w:val="28"/>
+            </w:rPr>
+          </m:ctrlPr>
+        </m:oMathPr>
         <m:sSubSup>
           <m:e>
             <m:r>
@@ -29567,6 +31791,14 @@
         </w:numPr>
       </w:pPr>
       <m:oMath>
+        <m:oMathPr>
+          <m:ctrlPr>
+            <w:rPr>
+              <w:sz w:val="28"/>
+              <w:szCs w:val="28"/>
+            </w:rPr>
+          </m:ctrlPr>
+        </m:oMathPr>
         <m:r>
           <m:t>t</m:t>
         </m:r>
@@ -29683,6 +31915,14 @@
         <w:t xml:space="preserve">。</w:t>
       </w:r>
       <m:oMath>
+        <m:oMathPr>
+          <m:ctrlPr>
+            <w:rPr>
+              <w:sz w:val="28"/>
+              <w:szCs w:val="28"/>
+            </w:rPr>
+          </m:ctrlPr>
+        </m:oMathPr>
         <m:r>
           <m:t>0.80</m:t>
         </m:r>
@@ -29858,6 +32098,14 @@
         <w:t xml:space="preserve"> </w:t>
       </w:r>
       <m:oMath>
+        <m:oMathPr>
+          <m:ctrlPr>
+            <w:rPr>
+              <w:sz w:val="28"/>
+              <w:szCs w:val="28"/>
+            </w:rPr>
+          </m:ctrlPr>
+        </m:oMathPr>
         <m:r>
           <m:t>3</m:t>
         </m:r>
@@ -29914,6 +32162,14 @@
         <w:t xml:space="preserve"> </w:t>
       </w:r>
       <m:oMath>
+        <m:oMathPr>
+          <m:ctrlPr>
+            <w:rPr>
+              <w:sz w:val="28"/>
+              <w:szCs w:val="28"/>
+            </w:rPr>
+          </m:ctrlPr>
+        </m:oMathPr>
         <m:r>
           <m:t>1</m:t>
         </m:r>
@@ -29961,6 +32217,14 @@
         <w:t xml:space="preserve"> </w:t>
       </w:r>
       <m:oMath>
+        <m:oMathPr>
+          <m:ctrlPr>
+            <w:rPr>
+              <w:sz w:val="28"/>
+              <w:szCs w:val="28"/>
+            </w:rPr>
+          </m:ctrlPr>
+        </m:oMathPr>
         <m:r>
           <m:t>3</m:t>
         </m:r>
@@ -30448,8 +32712,8 @@
         <w:t xml:space="preserve">。</w:t>
       </w:r>
     </w:p>
-    <w:bookmarkEnd w:id="57"/>
-    <w:bookmarkEnd w:id="58"/>
+    <w:bookmarkEnd w:id="69"/>
+    <w:bookmarkEnd w:id="70"/>
     <w:sectPr>
       <w:footerReference w:type="default" r:id="rId9"/>
       <w:footnotePr>
